--- a/document-service/internal/documents/personal-card.docx
+++ b/document-service/internal/documents/personal-card.docx
@@ -1,124 +1,12 @@
 
-<file path=personal-card/[Content_Types].xml><?xml version="1.0" encoding="utf-8"?>
-<Types xmlns="http://schemas.openxmlformats.org/package/2006/content-types">
-  <Default Extension="xml" ContentType="application/xml"/>
-  <Default Extension="rels" ContentType="application/vnd.openxmlformats-package.relationships+xml"/>
-  <Default Extension="png" ContentType="image/png"/>
-  <Default Extension="jpeg" ContentType="image/jpeg"/>
-  <Override PartName="/_rels/.rels" ContentType="application/vnd.openxmlformats-package.relationships+xml"/>
-  <Override PartName="/docProps/core.xml" ContentType="application/vnd.openxmlformats-package.core-properties+xml"/>
-  <Override PartName="/docProps/app.xml" ContentType="application/vnd.openxmlformats-officedocument.extended-properties+xml"/>
-  <Override PartName="/docProps/custom.xml" ContentType="application/vnd.openxmlformats-officedocument.custom-properties+xml"/>
-  <Override PartName="/word/document.xml" ContentType="application/vnd.openxmlformats-officedocument.wordprocessingml.document.main+xml"/>
-  <Override PartName="/word/styles.xml" ContentType="application/vnd.openxmlformats-officedocument.wordprocessingml.styles+xml"/>
-  <Override PartName="/word/numbering.xml" ContentType="application/vnd.openxmlformats-officedocument.wordprocessingml.numbering+xml"/>
-  <Override PartName="/word/fontTable.xml" ContentType="application/vnd.openxmlformats-officedocument.wordprocessingml.fontTable+xml"/>
-  <Override PartName="/word/_rels/fontTable.xml.rels" ContentType="application/vnd.openxmlformats-package.relationships+xml"/>
-  <Override PartName="/word/_rels/document.xml.rels" ContentType="application/vnd.openxmlformats-package.relationships+xml"/>
-  <Override PartName="/word/fonts/font9.odttf" ContentType="application/vnd.openxmlformats-officedocument.obfuscatedFont"/>
-  <Override PartName="/word/fonts/font15.odttf" ContentType="application/vnd.openxmlformats-officedocument.obfuscatedFont"/>
-  <Override PartName="/word/fonts/font1.odttf" ContentType="application/vnd.openxmlformats-officedocument.obfuscatedFont"/>
-  <Override PartName="/word/fonts/font2.odttf" ContentType="application/vnd.openxmlformats-officedocument.obfuscatedFont"/>
-  <Override PartName="/word/fonts/font3.odttf" ContentType="application/vnd.openxmlformats-officedocument.obfuscatedFont"/>
-  <Override PartName="/word/fonts/font10.odttf" ContentType="application/vnd.openxmlformats-officedocument.obfuscatedFont"/>
-  <Override PartName="/word/fonts/font4.odttf" ContentType="application/vnd.openxmlformats-officedocument.obfuscatedFont"/>
-  <Override PartName="/word/fonts/font11.odttf" ContentType="application/vnd.openxmlformats-officedocument.obfuscatedFont"/>
-  <Override PartName="/word/fonts/font5.odttf" ContentType="application/vnd.openxmlformats-officedocument.obfuscatedFont"/>
-  <Override PartName="/word/fonts/font12.odttf" ContentType="application/vnd.openxmlformats-officedocument.obfuscatedFont"/>
-  <Override PartName="/word/fonts/font6.odttf" ContentType="application/vnd.openxmlformats-officedocument.obfuscatedFont"/>
-  <Override PartName="/word/fonts/font13.odttf" ContentType="application/vnd.openxmlformats-officedocument.obfuscatedFont"/>
-  <Override PartName="/word/fonts/font7.odttf" ContentType="application/vnd.openxmlformats-officedocument.obfuscatedFont"/>
-  <Override PartName="/word/fonts/font14.odttf" ContentType="application/vnd.openxmlformats-officedocument.obfuscatedFont"/>
-  <Override PartName="/word/fonts/font8.odttf" ContentType="application/vnd.openxmlformats-officedocument.obfuscatedFont"/>
-  <Override PartName="/word/settings.xml" ContentType="application/vnd.openxmlformats-officedocument.wordprocessingml.settings+xml"/>
-  <Override PartName="/word/theme/theme1.xml" ContentType="application/vnd.openxmlformats-officedocument.theme+xml"/>
-  <Override PartName="/customXml/_rels/item1.xml.rels" ContentType="application/vnd.openxmlformats-package.relationships+xml"/>
-  <Override PartName="/customXml/item1.xml" ContentType="application/xml"/>
-  <Override PartName="/customXml/itemProps1.xml" ContentType="application/vnd.openxmlformats-officedocument.customXmlProperties+xml"/>
-</Types>
-</file>
-
-<file path=personal-card/customXml/item1.xml><?xml version="1.0" encoding="utf-8"?>
-<go:gDocsCustomXmlDataStorage xmlns:go="http://customooxmlschemas.google.com/" xmlns:r="http://schemas.openxmlformats.org/officeDocument/2006/relationships" uri="GoogleDocsCustomDataVersion2">
-  <go:docsCustomData roundtripDataSignature="AMtx7mgTiaJUQwlUY1T7DcZYbcdR4aF7zA==">CgMxLjAaMAoBMBIrCikIB0IlChFRdWF0dHJvY2VudG8gU2FucxIQQXJpYWwgVW5pY29kZSBNUxowCgExEisKKQgHQiUKEVF1YXR0cm9jZW50byBTYW5zEhBBcmlhbCBVbmljb2RlIE1TGjAKATISKwopCAdCJQoRUXVhdHRyb2NlbnRvIFNhbnMSEEFyaWFsIFVuaWNvZGUgTVMaMAoBMxIrCikIB0IlChFRdWF0dHJvY2VudG8gU2FucxIQQXJpYWwgVW5pY29kZSBNUxowCgE0EisKKQgHQiUKEVF1YXR0cm9jZW50byBTYW5zEhBBcmlhbCBVbmljb2RlIE1TGjAKATUSKwopCAdCJQoRUXVhdHRyb2NlbnRvIFNhbnMSEEFyaWFsIFVuaWNvZGUgTVM4AHIhMWJ3WUh1TkZFdHZ2clhTVS13NmJkQ0d5a0tyMVBGQTlJ</go:docsCustomData>
-</go:gDocsCustomXmlDataStorage>
-</file>
-
-<file path=personal-card/customXml/itemProps1.xml><?xml version="1.0" encoding="utf-8"?>
-<ds:datastoreItem xmlns:ds="http://schemas.openxmlformats.org/officeDocument/2006/customXml" ds:itemID="{11111111-1234-1234-1234-123412341234}">
-  <ds:schemaRefs>
-    <ds:schemaRef ds:uri="http://customooxmlschemas.google.com/"/>
-    <ds:schemaRef ds:uri="http://schemas.openxmlformats.org/officeDocument/2006/relationships"/>
-  </ds:schemaRefs>
-</ds:datastoreItem>
-</file>
-
-<file path=personal-card/docProps/app.xml><?xml version="1.0" encoding="utf-8"?>
-<Properties xmlns="http://schemas.openxmlformats.org/officeDocument/2006/extended-properties" xmlns:vt="http://schemas.openxmlformats.org/officeDocument/2006/docPropsVTypes">
-  <Template>Normal.dotm</Template>
-  <TotalTime>21</TotalTime>
-  <Application>LibreOffice/24.2.7.2$Linux_X86_64 LibreOffice_project/420$Build-2</Application>
-  <AppVersion>15.0000</AppVersion>
-  <Pages>1</Pages>
-  <Words>145</Words>
-  <Characters>979</Characters>
-  <CharactersWithSpaces>1092</CharactersWithSpaces>
-  <Paragraphs>24</Paragraphs>
-</Properties>
-</file>
-
-<file path=personal-card/docProps/core.xml><?xml version="1.0" encoding="utf-8"?>
-<cp:coreProperties xmlns:cp="http://schemas.openxmlformats.org/package/2006/metadata/core-properties" xmlns:dc="http://purl.org/dc/elements/1.1/" xmlns:dcterms="http://purl.org/dc/terms/" xmlns:dcmitype="http://purl.org/dc/dcmitype/" xmlns:xsi="http://www.w3.org/2001/XMLSchema-instance">
-  <dcterms:created xsi:type="dcterms:W3CDTF">2025-11-26T12:18:00Z</dcterms:created>
-  <dc:creator>Владимир</dc:creator>
-  <dc:description/>
-  <dc:language>ru-RU</dc:language>
-  <cp:lastModifiedBy/>
-  <dcterms:modified xsi:type="dcterms:W3CDTF">2025-11-27T13:43:36Z</dcterms:modified>
-  <cp:revision>3</cp:revision>
-  <dc:subject/>
-  <dc:title/>
-</cp:coreProperties>
-</file>
-
-<file path=personal-card/docProps/custom.xml><?xml version="1.0" encoding="utf-8"?>
-<Properties xmlns="http://schemas.openxmlformats.org/officeDocument/2006/custom-properties" xmlns:vt="http://schemas.openxmlformats.org/officeDocument/2006/docPropsVTypes">
-  <property fmtid="{D5CDD505-2E9C-101B-9397-08002B2CF9AE}" pid="2" name="MSIP_Label_defa4170-0d19-0005-0004-bc88714345d2_ActionId">
-    <vt:lpwstr>e0ebd7c2-ee39-4f5b-aadf-d710befaf846</vt:lpwstr>
-  </property>
-  <property fmtid="{D5CDD505-2E9C-101B-9397-08002B2CF9AE}" pid="3" name="MSIP_Label_defa4170-0d19-0005-0004-bc88714345d2_ContentBits">
-    <vt:lpwstr>0</vt:lpwstr>
-  </property>
-  <property fmtid="{D5CDD505-2E9C-101B-9397-08002B2CF9AE}" pid="4" name="MSIP_Label_defa4170-0d19-0005-0004-bc88714345d2_Enabled">
-    <vt:lpwstr>true</vt:lpwstr>
-  </property>
-  <property fmtid="{D5CDD505-2E9C-101B-9397-08002B2CF9AE}" pid="5" name="MSIP_Label_defa4170-0d19-0005-0004-bc88714345d2_Method">
-    <vt:lpwstr>Standard</vt:lpwstr>
-  </property>
-  <property fmtid="{D5CDD505-2E9C-101B-9397-08002B2CF9AE}" pid="6" name="MSIP_Label_defa4170-0d19-0005-0004-bc88714345d2_Name">
-    <vt:lpwstr>defa4170-0d19-0005-0004-bc88714345d2</vt:lpwstr>
-  </property>
-  <property fmtid="{D5CDD505-2E9C-101B-9397-08002B2CF9AE}" pid="7" name="MSIP_Label_defa4170-0d19-0005-0004-bc88714345d2_SetDate">
-    <vt:lpwstr>2025-03-31T17:27:45Z</vt:lpwstr>
-  </property>
-  <property fmtid="{D5CDD505-2E9C-101B-9397-08002B2CF9AE}" pid="8" name="MSIP_Label_defa4170-0d19-0005-0004-bc88714345d2_SiteId">
-    <vt:lpwstr>9b240c07-518b-4cc5-ac14-a631bea1c0a0</vt:lpwstr>
-  </property>
-  <property fmtid="{D5CDD505-2E9C-101B-9397-08002B2CF9AE}" pid="9" name="MSIP_Label_defa4170-0d19-0005-0004-bc88714345d2_Tag">
-    <vt:lpwstr>10, 3, 0, 1</vt:lpwstr>
-  </property>
-</Properties>
-</file>
-
-<file path=personal-card/word/document.xml><?xml version="1.0" encoding="utf-8"?>
-<w:document xmlns:o="urn:schemas-microsoft-com:office:office" xmlns:r="http://schemas.openxmlformats.org/officeDocument/2006/relationships" xmlns:v="urn:schemas-microsoft-com:vml" xmlns:w="http://schemas.openxmlformats.org/wordprocessingml/2006/main" xmlns:w10="urn:schemas-microsoft-com:office:word" xmlns:wp="http://schemas.openxmlformats.org/drawingml/2006/wordprocessingDrawing" xmlns:wps="http://schemas.microsoft.com/office/word/2010/wordprocessingShape" xmlns:wpg="http://schemas.microsoft.com/office/word/2010/wordprocessingGroup" xmlns:mc="http://schemas.openxmlformats.org/markup-compatibility/2006" xmlns:wp14="http://schemas.microsoft.com/office/word/2010/wordprocessingDrawing" xmlns:w14="http://schemas.microsoft.com/office/word/2010/wordml" xmlns:w15="http://schemas.microsoft.com/office/word/2012/wordml" mc:Ignorable="w14 wp14 w15">
+<file path=word/document.xml><?xml version="1.0" encoding="utf-8"?>
+<w:document xmlns:wpc="http://schemas.microsoft.com/office/word/2010/wordprocessingCanvas" xmlns:cx="http://schemas.microsoft.com/office/drawing/2014/chartex" xmlns:cx1="http://schemas.microsoft.com/office/drawing/2015/9/8/chartex" xmlns:cx2="http://schemas.microsoft.com/office/drawing/2015/10/21/chartex" xmlns:cx3="http://schemas.microsoft.com/office/drawing/2016/5/9/chartex" xmlns:cx4="http://schemas.microsoft.com/office/drawing/2016/5/10/chartex" xmlns:cx5="http://schemas.microsoft.com/office/drawing/2016/5/11/chartex" xmlns:cx6="http://schemas.microsoft.com/office/drawing/2016/5/12/chartex" xmlns:cx7="http://schemas.microsoft.com/office/drawing/2016/5/13/chartex" xmlns:cx8="http://schemas.microsoft.com/office/drawing/2016/5/14/chartex" xmlns:mc="http://schemas.openxmlformats.org/markup-compatibility/2006" xmlns:aink="http://schemas.microsoft.com/office/drawing/2016/ink" xmlns:am3d="http://schemas.microsoft.com/office/drawing/2017/model3d" xmlns:o="urn:schemas-microsoft-com:office:office" xmlns:oel="http://schemas.microsoft.com/office/2019/extlst" xmlns:r="http://schemas.openxmlformats.org/officeDocument/2006/relationships" xmlns:m="http://schemas.openxmlformats.org/officeDocument/2006/math" xmlns:v="urn:schemas-microsoft-com:vml" xmlns:wp14="http://schemas.microsoft.com/office/word/2010/wordprocessingDrawing" xmlns:wp="http://schemas.openxmlformats.org/drawingml/2006/wordprocessingDrawing" xmlns:w10="urn:schemas-microsoft-com:office:word" xmlns:w="http://schemas.openxmlformats.org/wordprocessingml/2006/main" xmlns:w14="http://schemas.microsoft.com/office/word/2010/wordml" xmlns:w15="http://schemas.microsoft.com/office/word/2012/wordml" xmlns:w16cex="http://schemas.microsoft.com/office/word/2018/wordml/cex" xmlns:w16cid="http://schemas.microsoft.com/office/word/2016/wordml/cid" xmlns:w16="http://schemas.microsoft.com/office/word/2018/wordml" xmlns:w16du="http://schemas.microsoft.com/office/word/2023/wordml/word16du" xmlns:w16sdtdh="http://schemas.microsoft.com/office/word/2020/wordml/sdtdatahash" xmlns:w16sdtfl="http://schemas.microsoft.com/office/word/2024/wordml/sdtformatlock" xmlns:w16se="http://schemas.microsoft.com/office/word/2015/wordml/symex" xmlns:wpg="http://schemas.microsoft.com/office/word/2010/wordprocessingGroup" xmlns:wpi="http://schemas.microsoft.com/office/word/2010/wordprocessingInk" xmlns:wne="http://schemas.microsoft.com/office/word/2006/wordml" xmlns:wps="http://schemas.microsoft.com/office/word/2010/wordprocessingShape" mc:Ignorable="w14 w15 w16se w16cid w16 w16cex w16sdtdh w16sdtfl w16du wp14">
   <w:body>
     <w:p>
       <w:pPr>
-        <w:pStyle w:val="Normal"/>
         <w:jc w:val="center"/>
         <w:rPr>
-          <w:rFonts w:ascii="Montserrat" w:hAnsi="Montserrat" w:eastAsia="Montserrat" w:cs="Montserrat"/>
+          <w:rFonts w:ascii="Montserrat" w:eastAsia="Montserrat" w:hAnsi="Montserrat" w:cs="Montserrat"/>
           <w:b/>
           <w:sz w:val="22"/>
           <w:szCs w:val="22"/>
@@ -126,7 +14,7 @@
       </w:pPr>
       <w:r>
         <w:rPr>
-          <w:rFonts w:eastAsia="Montserrat" w:cs="Montserrat" w:ascii="Montserrat" w:hAnsi="Montserrat"/>
+          <w:rFonts w:ascii="Montserrat" w:eastAsia="Montserrat" w:hAnsi="Montserrat" w:cs="Montserrat"/>
           <w:b/>
           <w:sz w:val="22"/>
           <w:szCs w:val="22"/>
@@ -136,10 +24,9 @@
     </w:p>
     <w:p>
       <w:pPr>
-        <w:pStyle w:val="Normal"/>
         <w:jc w:val="center"/>
         <w:rPr>
-          <w:rFonts w:ascii="Montserrat" w:hAnsi="Montserrat" w:eastAsia="Montserrat" w:cs="Montserrat"/>
+          <w:rFonts w:ascii="Montserrat" w:eastAsia="Montserrat" w:hAnsi="Montserrat" w:cs="Montserrat"/>
           <w:b/>
           <w:sz w:val="16"/>
           <w:szCs w:val="16"/>
@@ -147,7 +34,7 @@
       </w:pPr>
       <w:r>
         <w:rPr>
-          <w:rFonts w:eastAsia="Montserrat" w:cs="Montserrat" w:ascii="Montserrat" w:hAnsi="Montserrat"/>
+          <w:rFonts w:ascii="Montserrat" w:eastAsia="Montserrat" w:hAnsi="Montserrat" w:cs="Montserrat"/>
           <w:b/>
           <w:sz w:val="16"/>
           <w:szCs w:val="16"/>
@@ -157,10 +44,9 @@
     </w:p>
     <w:p>
       <w:pPr>
-        <w:pStyle w:val="Normal"/>
         <w:jc w:val="center"/>
         <w:rPr>
-          <w:rFonts w:ascii="Montserrat" w:hAnsi="Montserrat" w:eastAsia="Montserrat" w:cs="Montserrat"/>
+          <w:rFonts w:ascii="Montserrat" w:eastAsia="Montserrat" w:hAnsi="Montserrat" w:cs="Montserrat"/>
           <w:b/>
           <w:sz w:val="16"/>
           <w:szCs w:val="16"/>
@@ -168,7 +54,7 @@
       </w:pPr>
       <w:r>
         <w:rPr>
-          <w:rFonts w:eastAsia="Montserrat" w:cs="Montserrat" w:ascii="Montserrat" w:hAnsi="Montserrat"/>
+          <w:rFonts w:ascii="Montserrat" w:eastAsia="Montserrat" w:hAnsi="Montserrat" w:cs="Montserrat"/>
           <w:b/>
           <w:sz w:val="16"/>
           <w:szCs w:val="16"/>
@@ -177,7 +63,7 @@
       </w:r>
       <w:r>
         <w:rPr>
-          <w:rFonts w:eastAsia="Montserrat" w:cs="Montserrat" w:ascii="Montserrat" w:hAnsi="Montserrat"/>
+          <w:rFonts w:ascii="Montserrat" w:eastAsia="Montserrat" w:hAnsi="Montserrat" w:cs="Montserrat"/>
           <w:b/>
           <w:color w:val="000000"/>
           <w:sz w:val="16"/>
@@ -189,35 +75,26 @@
     </w:p>
     <w:p>
       <w:pPr>
-        <w:pStyle w:val="Normal"/>
         <w:jc w:val="center"/>
         <w:rPr>
-          <w:rFonts w:ascii="Montserrat" w:hAnsi="Montserrat" w:eastAsia="Montserrat" w:cs="Montserrat"/>
-          <w:sz w:val="22"/>
-          <w:szCs w:val="22"/>
-        </w:rPr>
-      </w:pPr>
-      <w:r>
-        <w:rPr>
-          <w:rFonts w:eastAsia="Montserrat" w:cs="Montserrat" w:ascii="Montserrat" w:hAnsi="Montserrat"/>
-          <w:sz w:val="22"/>
-          <w:szCs w:val="22"/>
-        </w:rPr>
-      </w:r>
-    </w:p>
-    <w:p>
-      <w:pPr>
-        <w:pStyle w:val="Normal"/>
+          <w:rFonts w:ascii="Montserrat" w:eastAsia="Montserrat" w:hAnsi="Montserrat" w:cs="Montserrat"/>
+          <w:sz w:val="22"/>
+          <w:szCs w:val="22"/>
+        </w:rPr>
+      </w:pPr>
+    </w:p>
+    <w:p>
+      <w:pPr>
         <w:jc w:val="center"/>
         <w:rPr>
-          <w:rFonts w:ascii="Montserrat" w:hAnsi="Montserrat" w:eastAsia="Montserrat" w:cs="Montserrat"/>
-          <w:sz w:val="22"/>
-          <w:szCs w:val="22"/>
-        </w:rPr>
-      </w:pPr>
-      <w:r>
-        <w:rPr>
-          <w:rFonts w:eastAsia="Montserrat" w:cs="Montserrat" w:ascii="Montserrat" w:hAnsi="Montserrat"/>
+          <w:rFonts w:ascii="Montserrat" w:eastAsia="Montserrat" w:hAnsi="Montserrat" w:cs="Montserrat"/>
+          <w:sz w:val="22"/>
+          <w:szCs w:val="22"/>
+        </w:rPr>
+      </w:pPr>
+      <w:r>
+        <w:rPr>
+          <w:rFonts w:ascii="Montserrat" w:eastAsia="Montserrat" w:hAnsi="Montserrat" w:cs="Montserrat"/>
           <w:sz w:val="22"/>
           <w:szCs w:val="22"/>
         </w:rPr>
@@ -226,27 +103,18 @@
     </w:p>
     <w:p>
       <w:pPr>
-        <w:pStyle w:val="Normal"/>
-        <w:rPr>
-          <w:rFonts w:ascii="Montserrat" w:hAnsi="Montserrat" w:eastAsia="Montserrat" w:cs="Montserrat"/>
+        <w:rPr>
+          <w:rFonts w:ascii="Montserrat" w:eastAsia="Montserrat" w:hAnsi="Montserrat" w:cs="Montserrat"/>
           <w:sz w:val="24"/>
           <w:szCs w:val="24"/>
         </w:rPr>
       </w:pPr>
-      <w:r>
-        <w:rPr>
-          <w:rFonts w:eastAsia="Montserrat" w:cs="Montserrat" w:ascii="Montserrat" w:hAnsi="Montserrat"/>
-          <w:sz w:val="24"/>
-          <w:szCs w:val="24"/>
-        </w:rPr>
-      </w:r>
-    </w:p>
-    <w:p>
-      <w:pPr>
-        <w:pStyle w:val="Normal"/>
+    </w:p>
+    <w:p>
+      <w:pPr>
         <w:jc w:val="center"/>
         <w:rPr>
-          <w:rFonts w:ascii="Montserrat" w:hAnsi="Montserrat" w:eastAsia="Montserrat" w:cs="Montserrat"/>
+          <w:rFonts w:ascii="Montserrat" w:eastAsia="Montserrat" w:hAnsi="Montserrat" w:cs="Montserrat"/>
           <w:b/>
           <w:sz w:val="22"/>
           <w:szCs w:val="22"/>
@@ -254,7 +122,7 @@
       </w:pPr>
       <w:r>
         <w:rPr>
-          <w:rFonts w:eastAsia="Montserrat" w:cs="Montserrat" w:ascii="Montserrat" w:hAnsi="Montserrat"/>
+          <w:rFonts w:ascii="Montserrat" w:eastAsia="Montserrat" w:hAnsi="Montserrat" w:cs="Montserrat"/>
           <w:b/>
         </w:rPr>
         <w:t>ЛИЧНАЯ КАРТОЧКА СЛУШАТЕЛЯ</w:t>
@@ -262,36 +130,26 @@
     </w:p>
     <w:p>
       <w:pPr>
-        <w:pStyle w:val="Normal"/>
-        <w:rPr>
-          <w:rFonts w:ascii="Montserrat" w:hAnsi="Montserrat" w:eastAsia="Montserrat" w:cs="Montserrat"/>
+        <w:rPr>
+          <w:rFonts w:ascii="Montserrat" w:eastAsia="Montserrat" w:hAnsi="Montserrat" w:cs="Montserrat"/>
           <w:b/>
           <w:sz w:val="22"/>
           <w:szCs w:val="22"/>
         </w:rPr>
       </w:pPr>
-      <w:r>
-        <w:rPr>
-          <w:rFonts w:eastAsia="Montserrat" w:cs="Montserrat" w:ascii="Montserrat" w:hAnsi="Montserrat"/>
-          <w:b/>
-          <w:sz w:val="22"/>
-          <w:szCs w:val="22"/>
-        </w:rPr>
-      </w:r>
-    </w:p>
-    <w:p>
-      <w:pPr>
-        <w:pStyle w:val="Normal"/>
+    </w:p>
+    <w:p>
+      <w:pPr>
         <w:jc w:val="center"/>
         <w:rPr>
-          <w:rFonts w:ascii="Montserrat" w:hAnsi="Montserrat" w:eastAsia="Montserrat" w:cs="Montserrat"/>
+          <w:rFonts w:ascii="Montserrat" w:eastAsia="Montserrat" w:hAnsi="Montserrat" w:cs="Montserrat"/>
           <w:sz w:val="18"/>
           <w:szCs w:val="18"/>
         </w:rPr>
       </w:pPr>
       <w:r>
         <w:rPr>
-          <w:rFonts w:eastAsia="Montserrat" w:cs="Montserrat" w:ascii="Montserrat" w:hAnsi="Montserrat"/>
+          <w:rFonts w:ascii="Montserrat" w:eastAsia="Montserrat" w:hAnsi="Montserrat" w:cs="Montserrat"/>
           <w:bCs/>
           <w:sz w:val="20"/>
           <w:szCs w:val="20"/>
@@ -301,7 +159,7 @@
       </w:r>
       <w:r>
         <w:rPr>
-          <w:rFonts w:eastAsia="Montserrat" w:cs="Montserrat" w:ascii="Montserrat" w:hAnsi="Montserrat"/>
+          <w:rFonts w:ascii="Montserrat" w:eastAsia="Montserrat" w:hAnsi="Montserrat" w:cs="Montserrat"/>
           <w:sz w:val="18"/>
           <w:szCs w:val="18"/>
         </w:rPr>
@@ -310,17 +168,16 @@
     </w:p>
     <w:p>
       <w:pPr>
-        <w:pStyle w:val="Normal"/>
         <w:jc w:val="center"/>
         <w:rPr>
-          <w:rFonts w:ascii="Montserrat" w:hAnsi="Montserrat" w:eastAsia="Montserrat" w:cs="Montserrat"/>
+          <w:rFonts w:ascii="Montserrat" w:eastAsia="Montserrat" w:hAnsi="Montserrat" w:cs="Montserrat"/>
           <w:sz w:val="18"/>
           <w:szCs w:val="18"/>
         </w:rPr>
       </w:pPr>
       <w:r>
         <w:rPr>
-          <w:rFonts w:eastAsia="Montserrat" w:cs="Montserrat" w:ascii="Montserrat" w:hAnsi="Montserrat"/>
+          <w:rFonts w:ascii="Montserrat" w:eastAsia="Montserrat" w:hAnsi="Montserrat" w:cs="Montserrat"/>
           <w:sz w:val="18"/>
           <w:szCs w:val="18"/>
         </w:rPr>
@@ -329,19 +186,17 @@
     </w:p>
     <w:p>
       <w:pPr>
-        <w:pStyle w:val="Normal"/>
         <w:jc w:val="center"/>
         <w:rPr>
-          <w:rFonts w:ascii="Montserrat" w:hAnsi="Montserrat" w:eastAsia="Montserrat" w:cs="Montserrat"/>
+          <w:rFonts w:ascii="Montserrat" w:eastAsia="Montserrat" w:hAnsi="Montserrat" w:cs="Montserrat"/>
           <w:b/>
           <w:sz w:val="22"/>
           <w:szCs w:val="22"/>
-          <w:lang w:val="en-US"/>
-        </w:rPr>
-      </w:pPr>
-      <w:r>
-        <w:rPr>
-          <w:rFonts w:eastAsia="Montserrat" w:cs="Montserrat" w:ascii="Montserrat" w:hAnsi="Montserrat"/>
+        </w:rPr>
+      </w:pPr>
+      <w:r>
+        <w:rPr>
+          <w:rFonts w:ascii="Montserrat" w:eastAsia="Montserrat" w:hAnsi="Montserrat" w:cs="Montserrat"/>
           <w:bCs/>
           <w:sz w:val="22"/>
           <w:szCs w:val="22"/>
@@ -351,7 +206,7 @@
       </w:r>
       <w:r>
         <w:rPr>
-          <w:rFonts w:eastAsia="Montserrat" w:cs="Montserrat" w:ascii="Montserrat" w:hAnsi="Montserrat"/>
+          <w:rFonts w:ascii="Montserrat" w:eastAsia="Montserrat" w:hAnsi="Montserrat" w:cs="Montserrat"/>
           <w:b/>
           <w:sz w:val="22"/>
           <w:szCs w:val="22"/>
@@ -360,7 +215,7 @@
       </w:r>
       <w:r>
         <w:rPr>
-          <w:rFonts w:eastAsia="Montserrat" w:cs="Montserrat" w:ascii="Montserrat" w:hAnsi="Montserrat"/>
+          <w:rFonts w:ascii="Montserrat" w:eastAsia="Montserrat" w:hAnsi="Montserrat" w:cs="Montserrat"/>
           <w:bCs/>
           <w:sz w:val="22"/>
           <w:szCs w:val="22"/>
@@ -371,17 +226,16 @@
     </w:p>
     <w:p>
       <w:pPr>
-        <w:pStyle w:val="Normal"/>
         <w:jc w:val="center"/>
         <w:rPr>
-          <w:rFonts w:ascii="Montserrat" w:hAnsi="Montserrat" w:eastAsia="Montserrat" w:cs="Montserrat"/>
+          <w:rFonts w:ascii="Montserrat" w:eastAsia="Montserrat" w:hAnsi="Montserrat" w:cs="Montserrat"/>
           <w:sz w:val="18"/>
           <w:szCs w:val="18"/>
         </w:rPr>
       </w:pPr>
       <w:r>
         <w:rPr>
-          <w:rFonts w:eastAsia="Montserrat" w:cs="Montserrat" w:ascii="Montserrat" w:hAnsi="Montserrat"/>
+          <w:rFonts w:ascii="Montserrat" w:eastAsia="Montserrat" w:hAnsi="Montserrat" w:cs="Montserrat"/>
           <w:sz w:val="18"/>
           <w:szCs w:val="18"/>
         </w:rPr>
@@ -390,41 +244,31 @@
     </w:p>
     <w:p>
       <w:pPr>
-        <w:pStyle w:val="Normal"/>
-        <w:rPr>
-          <w:rFonts w:ascii="Montserrat" w:hAnsi="Montserrat" w:eastAsia="Montserrat" w:cs="Montserrat"/>
+        <w:rPr>
+          <w:rFonts w:ascii="Montserrat" w:eastAsia="Montserrat" w:hAnsi="Montserrat" w:cs="Montserrat"/>
           <w:sz w:val="18"/>
           <w:szCs w:val="18"/>
         </w:rPr>
       </w:pPr>
-      <w:r>
-        <w:rPr>
-          <w:rFonts w:eastAsia="Montserrat" w:cs="Montserrat" w:ascii="Montserrat" w:hAnsi="Montserrat"/>
-          <w:sz w:val="18"/>
-          <w:szCs w:val="18"/>
-        </w:rPr>
-      </w:r>
-    </w:p>
-    <w:p>
-      <w:pPr>
-        <w:pStyle w:val="Normal"/>
+    </w:p>
+    <w:p>
+      <w:pPr>
         <w:numPr>
           <w:ilvl w:val="0"/>
           <w:numId w:val="2"/>
         </w:numPr>
-        <w:pBdr/>
-        <w:spacing w:lineRule="auto" w:line="276"/>
-        <w:ind w:hanging="426" w:left="426"/>
-        <w:rPr>
-          <w:rFonts w:ascii="Montserrat" w:hAnsi="Montserrat" w:eastAsia="Montserrat" w:cs="Montserrat"/>
-          <w:color w:val="000000"/>
-          <w:sz w:val="22"/>
-          <w:szCs w:val="22"/>
-        </w:rPr>
-      </w:pPr>
-      <w:r>
-        <w:rPr>
-          <w:rFonts w:eastAsia="Montserrat" w:cs="Montserrat" w:ascii="Montserrat" w:hAnsi="Montserrat"/>
+        <w:spacing w:line="276" w:lineRule="auto"/>
+        <w:ind w:left="426" w:hanging="426"/>
+        <w:rPr>
+          <w:rFonts w:ascii="Montserrat" w:eastAsia="Montserrat" w:hAnsi="Montserrat" w:cs="Montserrat"/>
+          <w:color w:val="000000"/>
+          <w:sz w:val="22"/>
+          <w:szCs w:val="22"/>
+        </w:rPr>
+      </w:pPr>
+      <w:r>
+        <w:rPr>
+          <w:rFonts w:ascii="Montserrat" w:eastAsia="Montserrat" w:hAnsi="Montserrat" w:cs="Montserrat"/>
           <w:color w:val="000000"/>
           <w:sz w:val="22"/>
           <w:szCs w:val="22"/>
@@ -433,7 +277,7 @@
       </w:r>
       <w:r>
         <w:rPr>
-          <w:rFonts w:eastAsia="Montserrat" w:cs="Montserrat" w:ascii="Montserrat" w:hAnsi="Montserrat"/>
+          <w:rFonts w:ascii="Montserrat" w:eastAsia="Montserrat" w:hAnsi="Montserrat" w:cs="Montserrat"/>
           <w:sz w:val="22"/>
           <w:szCs w:val="22"/>
           <w:lang w:val="en-US"/>
@@ -443,24 +287,22 @@
     </w:p>
     <w:p>
       <w:pPr>
-        <w:pStyle w:val="Normal"/>
         <w:numPr>
           <w:ilvl w:val="0"/>
           <w:numId w:val="2"/>
         </w:numPr>
-        <w:pBdr/>
-        <w:spacing w:lineRule="auto" w:line="276"/>
-        <w:ind w:hanging="426" w:left="426"/>
-        <w:rPr>
-          <w:rFonts w:ascii="Montserrat" w:hAnsi="Montserrat" w:eastAsia="Montserrat" w:cs="Montserrat"/>
-          <w:color w:val="000000"/>
-          <w:sz w:val="22"/>
-          <w:szCs w:val="22"/>
-        </w:rPr>
-      </w:pPr>
-      <w:r>
-        <w:rPr>
-          <w:rFonts w:eastAsia="Montserrat" w:cs="Montserrat" w:ascii="Montserrat" w:hAnsi="Montserrat"/>
+        <w:spacing w:line="276" w:lineRule="auto"/>
+        <w:ind w:left="426" w:hanging="426"/>
+        <w:rPr>
+          <w:rFonts w:ascii="Montserrat" w:eastAsia="Montserrat" w:hAnsi="Montserrat" w:cs="Montserrat"/>
+          <w:color w:val="000000"/>
+          <w:sz w:val="22"/>
+          <w:szCs w:val="22"/>
+        </w:rPr>
+      </w:pPr>
+      <w:r>
+        <w:rPr>
+          <w:rFonts w:ascii="Montserrat" w:eastAsia="Montserrat" w:hAnsi="Montserrat" w:cs="Montserrat"/>
           <w:color w:val="000000"/>
           <w:sz w:val="22"/>
           <w:szCs w:val="22"/>
@@ -469,7 +311,7 @@
       </w:r>
       <w:r>
         <w:rPr>
-          <w:rFonts w:eastAsia="Montserrat" w:cs="Montserrat" w:ascii="Montserrat" w:hAnsi="Montserrat"/>
+          <w:rFonts w:ascii="Montserrat" w:eastAsia="Montserrat" w:hAnsi="Montserrat" w:cs="Montserrat"/>
           <w:color w:val="000000"/>
           <w:sz w:val="22"/>
           <w:szCs w:val="22"/>
@@ -479,7 +321,7 @@
       </w:r>
       <w:r>
         <w:rPr>
-          <w:rFonts w:eastAsia="Montserrat" w:cs="Montserrat" w:ascii="Montserrat" w:hAnsi="Montserrat"/>
+          <w:rFonts w:ascii="Montserrat" w:eastAsia="Montserrat" w:hAnsi="Montserrat" w:cs="Montserrat"/>
           <w:color w:val="000000"/>
           <w:sz w:val="24"/>
           <w:szCs w:val="24"/>
@@ -489,24 +331,22 @@
     </w:p>
     <w:p>
       <w:pPr>
-        <w:pStyle w:val="Normal"/>
         <w:numPr>
           <w:ilvl w:val="0"/>
           <w:numId w:val="2"/>
         </w:numPr>
-        <w:pBdr/>
-        <w:spacing w:lineRule="auto" w:line="276"/>
-        <w:ind w:hanging="426" w:left="426"/>
-        <w:rPr>
-          <w:rFonts w:ascii="Montserrat" w:hAnsi="Montserrat" w:eastAsia="Montserrat" w:cs="Montserrat"/>
-          <w:color w:val="000000"/>
-          <w:sz w:val="22"/>
-          <w:szCs w:val="22"/>
-        </w:rPr>
-      </w:pPr>
-      <w:r>
-        <w:rPr>
-          <w:rFonts w:eastAsia="Montserrat" w:cs="Montserrat" w:ascii="Montserrat" w:hAnsi="Montserrat"/>
+        <w:spacing w:line="276" w:lineRule="auto"/>
+        <w:ind w:left="426" w:hanging="426"/>
+        <w:rPr>
+          <w:rFonts w:ascii="Montserrat" w:eastAsia="Montserrat" w:hAnsi="Montserrat" w:cs="Montserrat"/>
+          <w:color w:val="000000"/>
+          <w:sz w:val="22"/>
+          <w:szCs w:val="22"/>
+        </w:rPr>
+      </w:pPr>
+      <w:r>
+        <w:rPr>
+          <w:rFonts w:ascii="Montserrat" w:eastAsia="Montserrat" w:hAnsi="Montserrat" w:cs="Montserrat"/>
           <w:color w:val="000000"/>
           <w:sz w:val="22"/>
           <w:szCs w:val="22"/>
@@ -515,7 +355,7 @@
       </w:r>
       <w:r>
         <w:rPr>
-          <w:rFonts w:eastAsia="Montserrat" w:cs="Montserrat" w:ascii="Montserrat" w:hAnsi="Montserrat"/>
+          <w:rFonts w:ascii="Montserrat" w:eastAsia="Montserrat" w:hAnsi="Montserrat" w:cs="Montserrat"/>
           <w:color w:val="000000"/>
           <w:sz w:val="22"/>
           <w:szCs w:val="22"/>
@@ -525,7 +365,7 @@
       </w:r>
       <w:r>
         <w:rPr>
-          <w:rFonts w:eastAsia="Montserrat" w:cs="Montserrat" w:ascii="Montserrat" w:hAnsi="Montserrat"/>
+          <w:rFonts w:ascii="Montserrat" w:eastAsia="Montserrat" w:hAnsi="Montserrat" w:cs="Montserrat"/>
           <w:color w:val="000000"/>
           <w:sz w:val="22"/>
           <w:szCs w:val="22"/>
@@ -535,7 +375,7 @@
       </w:r>
       <w:r>
         <w:rPr>
-          <w:rFonts w:eastAsia="Montserrat" w:cs="Montserrat" w:ascii="Montserrat" w:hAnsi="Montserrat"/>
+          <w:rFonts w:ascii="Montserrat" w:eastAsia="Montserrat" w:hAnsi="Montserrat" w:cs="Montserrat"/>
           <w:color w:val="000000"/>
           <w:sz w:val="22"/>
           <w:szCs w:val="22"/>
@@ -546,89 +386,76 @@
     </w:p>
     <w:p>
       <w:pPr>
-        <w:pStyle w:val="Normal"/>
         <w:numPr>
           <w:ilvl w:val="0"/>
           <w:numId w:val="2"/>
         </w:numPr>
-        <w:pBdr/>
-        <w:spacing w:lineRule="auto" w:line="276"/>
-        <w:ind w:hanging="426" w:left="426"/>
-        <w:rPr>
-          <w:rFonts w:ascii="Montserrat" w:hAnsi="Montserrat" w:eastAsia="Montserrat" w:cs="Montserrat"/>
-          <w:color w:val="000000"/>
-          <w:sz w:val="22"/>
-          <w:szCs w:val="22"/>
-        </w:rPr>
-      </w:pPr>
-      <w:r>
-        <w:rPr>
-          <w:rFonts w:eastAsia="Montserrat" w:cs="Montserrat" w:ascii="Montserrat" w:hAnsi="Montserrat"/>
-          <w:color w:val="000000"/>
-          <w:sz w:val="22"/>
-          <w:szCs w:val="22"/>
-        </w:rPr>
-        <w:t xml:space="preserve">Пол: мужской </w:t>
-      </w:r>
-      <w:r>
-        <w:rPr>
-          <w:rFonts w:eastAsia="Montserrat" w:cs="Segoe UI Symbol" w:ascii="Segoe UI Symbol" w:hAnsi="Segoe UI Symbol"/>
-          <w:color w:val="000000"/>
-          <w:sz w:val="22"/>
-          <w:szCs w:val="22"/>
-        </w:rPr>
-        <w:t>☐</w:t>
-      </w:r>
-      <w:r>
-        <w:rPr>
-          <w:rFonts w:eastAsia="Montserrat" w:cs="Montserrat" w:ascii="Montserrat" w:hAnsi="Montserrat"/>
-          <w:color w:val="000000"/>
-          <w:sz w:val="22"/>
-          <w:szCs w:val="22"/>
-        </w:rPr>
-        <w:t xml:space="preserve"> женский </w:t>
-      </w:r>
-      <w:r>
-        <w:rPr>
-          <w:rFonts w:eastAsia="Montserrat" w:cs="Segoe UI Symbol" w:ascii="Segoe UI Symbol" w:hAnsi="Segoe UI Symbol"/>
-          <w:color w:val="000000"/>
-          <w:sz w:val="22"/>
-          <w:szCs w:val="22"/>
-        </w:rPr>
-        <w:t>☒</w:t>
-      </w:r>
-    </w:p>
-    <w:p>
-      <w:pPr>
-        <w:pStyle w:val="Normal"/>
+        <w:spacing w:line="276" w:lineRule="auto"/>
+        <w:ind w:left="426" w:hanging="426"/>
+        <w:rPr>
+          <w:rFonts w:ascii="Montserrat" w:eastAsia="Montserrat" w:hAnsi="Montserrat" w:cs="Montserrat"/>
+          <w:color w:val="000000"/>
+          <w:sz w:val="22"/>
+          <w:szCs w:val="22"/>
+        </w:rPr>
+      </w:pPr>
+      <w:r>
+        <w:rPr>
+          <w:rFonts w:ascii="Montserrat" w:eastAsia="Montserrat" w:hAnsi="Montserrat" w:cs="Montserrat"/>
+          <w:color w:val="000000"/>
+          <w:sz w:val="22"/>
+          <w:szCs w:val="22"/>
+        </w:rPr>
+        <w:t xml:space="preserve">Пол: </w:t>
+      </w:r>
+      <w:r>
+        <w:rPr>
+          <w:rFonts w:ascii="Montserrat" w:eastAsia="Montserrat" w:hAnsi="Montserrat" w:cs="Montserrat"/>
+          <w:color w:val="000000"/>
+          <w:sz w:val="22"/>
+          <w:szCs w:val="22"/>
+          <w:lang w:val="en-US"/>
+        </w:rPr>
+        <w:t>MUZH ZHEN</w:t>
+      </w:r>
+    </w:p>
+    <w:p>
+      <w:pPr>
         <w:numPr>
           <w:ilvl w:val="0"/>
           <w:numId w:val="2"/>
         </w:numPr>
-        <w:pBdr/>
-        <w:spacing w:lineRule="auto" w:line="276"/>
-        <w:ind w:hanging="426" w:left="426"/>
-        <w:rPr>
-          <w:rFonts w:ascii="Montserrat" w:hAnsi="Montserrat" w:eastAsia="Montserrat" w:cs="Montserrat"/>
-          <w:color w:val="000000"/>
-          <w:sz w:val="22"/>
-          <w:szCs w:val="22"/>
-        </w:rPr>
-      </w:pPr>
-      <w:r>
-        <w:rPr>
-          <w:rFonts w:eastAsia="Montserrat" w:cs="Montserrat" w:ascii="Montserrat" w:hAnsi="Montserrat"/>
+        <w:spacing w:line="276" w:lineRule="auto"/>
+        <w:ind w:left="426" w:hanging="426"/>
+        <w:rPr>
+          <w:rFonts w:ascii="Montserrat" w:eastAsia="Montserrat" w:hAnsi="Montserrat" w:cs="Montserrat"/>
+          <w:color w:val="000000"/>
+          <w:sz w:val="22"/>
+          <w:szCs w:val="22"/>
+        </w:rPr>
+      </w:pPr>
+      <w:r>
+        <w:rPr>
+          <w:rFonts w:ascii="Montserrat" w:eastAsia="Montserrat" w:hAnsi="Montserrat" w:cs="Montserrat"/>
           <w:color w:val="000000"/>
           <w:sz w:val="22"/>
           <w:szCs w:val="22"/>
         </w:rPr>
         <w:t>Паспортные данные:</w:t>
+      </w:r>
+      <w:r>
+        <w:rPr>
+          <w:rFonts w:ascii="Montserrat" w:eastAsia="Montserrat" w:hAnsi="Montserrat" w:cs="Montserrat"/>
+          <w:color w:val="000000"/>
+          <w:sz w:val="22"/>
+          <w:szCs w:val="22"/>
+        </w:rPr>
         <w:br/>
         <w:t xml:space="preserve">Серия: </w:t>
       </w:r>
       <w:r>
         <w:rPr>
-          <w:rFonts w:eastAsia="Montserrat" w:cs="Montserrat" w:ascii="Montserrat" w:hAnsi="Montserrat"/>
+          <w:rFonts w:ascii="Montserrat" w:eastAsia="Montserrat" w:hAnsi="Montserrat" w:cs="Montserrat"/>
           <w:sz w:val="22"/>
           <w:szCs w:val="22"/>
           <w:lang w:val="en-US"/>
@@ -638,45 +465,33 @@
     </w:p>
     <w:p>
       <w:pPr>
-        <w:pStyle w:val="Normal"/>
         <w:numPr>
           <w:ilvl w:val="0"/>
           <w:numId w:val="2"/>
         </w:numPr>
-        <w:pBdr/>
-        <w:spacing w:lineRule="auto" w:line="276"/>
-        <w:ind w:hanging="426" w:left="426"/>
-        <w:rPr>
-          <w:rFonts w:ascii="Montserrat" w:hAnsi="Montserrat" w:eastAsia="Montserrat" w:cs="Montserrat"/>
-          <w:color w:val="000000"/>
-          <w:sz w:val="22"/>
-          <w:szCs w:val="22"/>
-          <w:lang w:val="en-US"/>
-        </w:rPr>
-      </w:pPr>
-      <w:r>
-        <w:rPr>
-          <w:rFonts w:eastAsia="Montserrat" w:cs="Montserrat" w:ascii="Montserrat" w:hAnsi="Montserrat"/>
-          <w:color w:val="000000"/>
-          <w:sz w:val="22"/>
-          <w:szCs w:val="22"/>
-          <w:lang w:val="en-US"/>
-        </w:rPr>
-        <w:t>№</w:t>
-      </w:r>
-      <w:r>
-        <w:rPr>
-          <w:rFonts w:eastAsia="Montserrat" w:cs="Montserrat" w:ascii="Montserrat" w:hAnsi="Montserrat"/>
-          <w:color w:val="000000"/>
-          <w:sz w:val="22"/>
-          <w:szCs w:val="22"/>
-          <w:lang w:val="en-US"/>
-        </w:rPr>
-        <w:t xml:space="preserve">: </w:t>
-      </w:r>
-      <w:r>
-        <w:rPr>
-          <w:rFonts w:eastAsia="Montserrat" w:cs="Montserrat" w:ascii="Montserrat" w:hAnsi="Montserrat"/>
+        <w:spacing w:line="276" w:lineRule="auto"/>
+        <w:ind w:left="426" w:hanging="426"/>
+        <w:rPr>
+          <w:rFonts w:ascii="Montserrat" w:eastAsia="Montserrat" w:hAnsi="Montserrat" w:cs="Montserrat"/>
+          <w:color w:val="000000"/>
+          <w:sz w:val="22"/>
+          <w:szCs w:val="22"/>
+          <w:lang w:val="en-US"/>
+        </w:rPr>
+      </w:pPr>
+      <w:r>
+        <w:rPr>
+          <w:rFonts w:ascii="Montserrat" w:eastAsia="Montserrat" w:hAnsi="Montserrat" w:cs="Montserrat"/>
+          <w:color w:val="000000"/>
+          <w:sz w:val="22"/>
+          <w:szCs w:val="22"/>
+          <w:lang w:val="en-US"/>
+        </w:rPr>
+        <w:t xml:space="preserve">№: </w:t>
+      </w:r>
+      <w:r>
+        <w:rPr>
+          <w:rFonts w:ascii="Montserrat" w:eastAsia="Montserrat" w:hAnsi="Montserrat" w:cs="Montserrat"/>
           <w:sz w:val="22"/>
           <w:szCs w:val="22"/>
           <w:lang w:val="en-US"/>
@@ -685,7 +500,7 @@
       </w:r>
       <w:r>
         <w:rPr>
-          <w:rFonts w:eastAsia="Montserrat" w:cs="Montserrat" w:ascii="Montserrat" w:hAnsi="Montserrat"/>
+          <w:rFonts w:ascii="Montserrat" w:eastAsia="Montserrat" w:hAnsi="Montserrat" w:cs="Montserrat"/>
           <w:color w:val="000000"/>
           <w:sz w:val="22"/>
           <w:szCs w:val="22"/>
@@ -695,7 +510,7 @@
       </w:r>
       <w:r>
         <w:rPr>
-          <w:rFonts w:eastAsia="Montserrat" w:cs="Montserrat" w:ascii="Montserrat" w:hAnsi="Montserrat"/>
+          <w:rFonts w:ascii="Montserrat" w:eastAsia="Montserrat" w:hAnsi="Montserrat" w:cs="Montserrat"/>
           <w:color w:val="000000"/>
           <w:sz w:val="22"/>
           <w:szCs w:val="22"/>
@@ -704,18 +519,27 @@
       </w:r>
       <w:r>
         <w:rPr>
-          <w:rFonts w:eastAsia="Montserrat" w:cs="Montserrat" w:ascii="Montserrat" w:hAnsi="Montserrat"/>
+          <w:rFonts w:ascii="Montserrat" w:eastAsia="Montserrat" w:hAnsi="Montserrat" w:cs="Montserrat"/>
           <w:color w:val="000000"/>
           <w:sz w:val="22"/>
           <w:szCs w:val="22"/>
           <w:lang w:val="en-US"/>
         </w:rPr>
         <w:t>: GIVEN</w:t>
+      </w:r>
+      <w:r>
+        <w:rPr>
+          <w:rFonts w:ascii="Montserrat" w:eastAsia="Montserrat" w:hAnsi="Montserrat" w:cs="Montserrat"/>
+          <w:color w:val="000000"/>
+          <w:sz w:val="22"/>
+          <w:szCs w:val="22"/>
+          <w:lang w:val="en-US"/>
+        </w:rPr>
         <w:br/>
       </w:r>
       <w:r>
         <w:rPr>
-          <w:rFonts w:eastAsia="Montserrat" w:cs="Montserrat" w:ascii="Montserrat" w:hAnsi="Montserrat"/>
+          <w:rFonts w:ascii="Montserrat" w:eastAsia="Montserrat" w:hAnsi="Montserrat" w:cs="Montserrat"/>
           <w:color w:val="000000"/>
           <w:sz w:val="22"/>
           <w:szCs w:val="22"/>
@@ -724,46 +548,34 @@
       </w:r>
       <w:r>
         <w:rPr>
-          <w:rFonts w:eastAsia="Montserrat" w:cs="Montserrat" w:ascii="Montserrat" w:hAnsi="Montserrat"/>
-          <w:color w:val="000000"/>
-          <w:sz w:val="22"/>
-          <w:szCs w:val="22"/>
-          <w:lang w:val="en-US"/>
-        </w:rPr>
-        <w:t xml:space="preserve">: </w:t>
-      </w:r>
-      <w:r>
-        <w:rPr>
-          <w:rFonts w:eastAsia="Montserrat" w:cs="Montserrat" w:ascii="Montserrat" w:hAnsi="Montserrat"/>
-          <w:color w:val="000000"/>
-          <w:sz w:val="22"/>
-          <w:szCs w:val="22"/>
-          <w:lang w:val="en-US"/>
-        </w:rPr>
-        <w:t>PASSPORTD</w:t>
-      </w:r>
-    </w:p>
-    <w:p>
-      <w:pPr>
-        <w:pStyle w:val="Normal"/>
+          <w:rFonts w:ascii="Montserrat" w:eastAsia="Montserrat" w:hAnsi="Montserrat" w:cs="Montserrat"/>
+          <w:color w:val="000000"/>
+          <w:sz w:val="22"/>
+          <w:szCs w:val="22"/>
+          <w:lang w:val="en-US"/>
+        </w:rPr>
+        <w:t>: PASSPORTD</w:t>
+      </w:r>
+    </w:p>
+    <w:p>
+      <w:pPr>
         <w:numPr>
           <w:ilvl w:val="0"/>
           <w:numId w:val="2"/>
         </w:numPr>
-        <w:pBdr/>
-        <w:spacing w:lineRule="auto" w:line="276"/>
-        <w:ind w:hanging="426" w:left="426"/>
-        <w:rPr>
-          <w:rFonts w:ascii="Montserrat" w:hAnsi="Montserrat" w:eastAsia="Montserrat" w:cs="Montserrat"/>
-          <w:color w:val="000000"/>
-          <w:sz w:val="22"/>
-          <w:szCs w:val="22"/>
-          <w:lang w:val="en-US"/>
-        </w:rPr>
-      </w:pPr>
-      <w:r>
-        <w:rPr>
-          <w:rFonts w:eastAsia="Montserrat" w:cs="Montserrat" w:ascii="Montserrat" w:hAnsi="Montserrat"/>
+        <w:spacing w:line="276" w:lineRule="auto"/>
+        <w:ind w:left="426" w:hanging="426"/>
+        <w:rPr>
+          <w:rFonts w:ascii="Montserrat" w:eastAsia="Montserrat" w:hAnsi="Montserrat" w:cs="Montserrat"/>
+          <w:color w:val="000000"/>
+          <w:sz w:val="22"/>
+          <w:szCs w:val="22"/>
+          <w:lang w:val="en-US"/>
+        </w:rPr>
+      </w:pPr>
+      <w:r>
+        <w:rPr>
+          <w:rFonts w:ascii="Montserrat" w:eastAsia="Montserrat" w:hAnsi="Montserrat" w:cs="Montserrat"/>
           <w:color w:val="000000"/>
           <w:sz w:val="22"/>
           <w:szCs w:val="22"/>
@@ -772,18 +584,27 @@
       </w:r>
       <w:r>
         <w:rPr>
-          <w:rFonts w:eastAsia="Montserrat" w:cs="Montserrat" w:ascii="Montserrat" w:hAnsi="Montserrat"/>
+          <w:rFonts w:ascii="Montserrat" w:eastAsia="Montserrat" w:hAnsi="Montserrat" w:cs="Montserrat"/>
           <w:color w:val="000000"/>
           <w:sz w:val="22"/>
           <w:szCs w:val="22"/>
           <w:lang w:val="en-US"/>
         </w:rPr>
         <w:t>:</w:t>
+      </w:r>
+      <w:r>
+        <w:rPr>
+          <w:rFonts w:ascii="Montserrat" w:eastAsia="Montserrat" w:hAnsi="Montserrat" w:cs="Montserrat"/>
+          <w:color w:val="000000"/>
+          <w:sz w:val="22"/>
+          <w:szCs w:val="22"/>
+          <w:lang w:val="en-US"/>
+        </w:rPr>
         <w:br/>
       </w:r>
       <w:r>
         <w:rPr>
-          <w:rFonts w:eastAsia="Montserrat" w:cs="Montserrat" w:ascii="Montserrat" w:hAnsi="Montserrat"/>
+          <w:rFonts w:ascii="Montserrat" w:eastAsia="Montserrat" w:hAnsi="Montserrat" w:cs="Montserrat"/>
           <w:color w:val="000000"/>
           <w:sz w:val="22"/>
           <w:szCs w:val="22"/>
@@ -792,18 +613,27 @@
       </w:r>
       <w:r>
         <w:rPr>
-          <w:rFonts w:eastAsia="Montserrat" w:cs="Montserrat" w:ascii="Montserrat" w:hAnsi="Montserrat"/>
+          <w:rFonts w:ascii="Montserrat" w:eastAsia="Montserrat" w:hAnsi="Montserrat" w:cs="Montserrat"/>
           <w:color w:val="000000"/>
           <w:sz w:val="22"/>
           <w:szCs w:val="22"/>
           <w:lang w:val="en-US"/>
         </w:rPr>
         <w:t>: INDEX</w:t>
+      </w:r>
+      <w:r>
+        <w:rPr>
+          <w:rFonts w:ascii="Montserrat" w:eastAsia="Montserrat" w:hAnsi="Montserrat" w:cs="Montserrat"/>
+          <w:color w:val="000000"/>
+          <w:sz w:val="22"/>
+          <w:szCs w:val="22"/>
+          <w:lang w:val="en-US"/>
+        </w:rPr>
         <w:br/>
       </w:r>
       <w:r>
         <w:rPr>
-          <w:rFonts w:eastAsia="Montserrat" w:cs="Montserrat" w:ascii="Montserrat" w:hAnsi="Montserrat"/>
+          <w:rFonts w:ascii="Montserrat" w:eastAsia="Montserrat" w:hAnsi="Montserrat" w:cs="Montserrat"/>
           <w:color w:val="000000"/>
           <w:sz w:val="22"/>
           <w:szCs w:val="22"/>
@@ -812,18 +642,27 @@
       </w:r>
       <w:r>
         <w:rPr>
-          <w:rFonts w:eastAsia="Montserrat" w:cs="Montserrat" w:ascii="Montserrat" w:hAnsi="Montserrat"/>
+          <w:rFonts w:ascii="Montserrat" w:eastAsia="Montserrat" w:hAnsi="Montserrat" w:cs="Montserrat"/>
           <w:color w:val="000000"/>
           <w:sz w:val="22"/>
           <w:szCs w:val="22"/>
           <w:lang w:val="en-US"/>
         </w:rPr>
         <w:t>: REGION</w:t>
+      </w:r>
+      <w:r>
+        <w:rPr>
+          <w:rFonts w:ascii="Montserrat" w:eastAsia="Montserrat" w:hAnsi="Montserrat" w:cs="Montserrat"/>
+          <w:color w:val="000000"/>
+          <w:sz w:val="22"/>
+          <w:szCs w:val="22"/>
+          <w:lang w:val="en-US"/>
+        </w:rPr>
         <w:br/>
       </w:r>
       <w:r>
         <w:rPr>
-          <w:rFonts w:eastAsia="Montserrat" w:cs="Montserrat" w:ascii="Montserrat" w:hAnsi="Montserrat"/>
+          <w:rFonts w:ascii="Montserrat" w:eastAsia="Montserrat" w:hAnsi="Montserrat" w:cs="Montserrat"/>
           <w:color w:val="000000"/>
           <w:sz w:val="22"/>
           <w:szCs w:val="22"/>
@@ -832,18 +671,27 @@
       </w:r>
       <w:r>
         <w:rPr>
-          <w:rFonts w:eastAsia="Montserrat" w:cs="Montserrat" w:ascii="Montserrat" w:hAnsi="Montserrat"/>
+          <w:rFonts w:ascii="Montserrat" w:eastAsia="Montserrat" w:hAnsi="Montserrat" w:cs="Montserrat"/>
           <w:color w:val="000000"/>
           <w:sz w:val="22"/>
           <w:szCs w:val="22"/>
           <w:lang w:val="en-US"/>
         </w:rPr>
         <w:t>: CITY</w:t>
+      </w:r>
+      <w:r>
+        <w:rPr>
+          <w:rFonts w:ascii="Montserrat" w:eastAsia="Montserrat" w:hAnsi="Montserrat" w:cs="Montserrat"/>
+          <w:color w:val="000000"/>
+          <w:sz w:val="22"/>
+          <w:szCs w:val="22"/>
+          <w:lang w:val="en-US"/>
+        </w:rPr>
         <w:br/>
       </w:r>
       <w:r>
         <w:rPr>
-          <w:rFonts w:eastAsia="Montserrat" w:cs="Montserrat" w:ascii="Montserrat" w:hAnsi="Montserrat"/>
+          <w:rFonts w:ascii="Montserrat" w:eastAsia="Montserrat" w:hAnsi="Montserrat" w:cs="Montserrat"/>
           <w:color w:val="000000"/>
           <w:sz w:val="22"/>
           <w:szCs w:val="22"/>
@@ -852,7 +700,7 @@
       </w:r>
       <w:r>
         <w:rPr>
-          <w:rFonts w:eastAsia="Montserrat" w:cs="Montserrat" w:ascii="Montserrat" w:hAnsi="Montserrat"/>
+          <w:rFonts w:ascii="Montserrat" w:eastAsia="Montserrat" w:hAnsi="Montserrat" w:cs="Montserrat"/>
           <w:color w:val="000000"/>
           <w:sz w:val="22"/>
           <w:szCs w:val="22"/>
@@ -862,7 +710,7 @@
       </w:r>
       <w:r>
         <w:rPr>
-          <w:rFonts w:eastAsia="Montserrat" w:cs="Montserrat" w:ascii="Montserrat" w:hAnsi="Montserrat"/>
+          <w:rFonts w:ascii="Montserrat" w:eastAsia="Montserrat" w:hAnsi="Montserrat" w:cs="Montserrat"/>
           <w:color w:val="000000"/>
           <w:sz w:val="22"/>
           <w:szCs w:val="22"/>
@@ -871,7 +719,7 @@
       </w:r>
       <w:r>
         <w:rPr>
-          <w:rFonts w:eastAsia="Montserrat" w:cs="Montserrat" w:ascii="Montserrat" w:hAnsi="Montserrat"/>
+          <w:rFonts w:ascii="Montserrat" w:eastAsia="Montserrat" w:hAnsi="Montserrat" w:cs="Montserrat"/>
           <w:color w:val="000000"/>
           <w:sz w:val="22"/>
           <w:szCs w:val="22"/>
@@ -881,7 +729,7 @@
       </w:r>
       <w:r>
         <w:rPr>
-          <w:rFonts w:eastAsia="Montserrat" w:cs="Montserrat" w:ascii="Montserrat" w:hAnsi="Montserrat"/>
+          <w:rFonts w:ascii="Montserrat" w:eastAsia="Montserrat" w:hAnsi="Montserrat" w:cs="Montserrat"/>
           <w:color w:val="000000"/>
           <w:sz w:val="22"/>
           <w:szCs w:val="22"/>
@@ -890,7 +738,7 @@
       </w:r>
       <w:r>
         <w:rPr>
-          <w:rFonts w:eastAsia="Montserrat" w:cs="Montserrat" w:ascii="Montserrat" w:hAnsi="Montserrat"/>
+          <w:rFonts w:ascii="Montserrat" w:eastAsia="Montserrat" w:hAnsi="Montserrat" w:cs="Montserrat"/>
           <w:color w:val="000000"/>
           <w:sz w:val="22"/>
           <w:szCs w:val="22"/>
@@ -900,7 +748,7 @@
       </w:r>
       <w:r>
         <w:rPr>
-          <w:rFonts w:eastAsia="Montserrat" w:cs="Montserrat" w:ascii="Montserrat" w:hAnsi="Montserrat"/>
+          <w:rFonts w:ascii="Montserrat" w:eastAsia="Montserrat" w:hAnsi="Montserrat" w:cs="Montserrat"/>
           <w:color w:val="000000"/>
           <w:sz w:val="22"/>
           <w:szCs w:val="22"/>
@@ -909,7 +757,7 @@
       </w:r>
       <w:r>
         <w:rPr>
-          <w:rFonts w:eastAsia="Montserrat" w:cs="Montserrat" w:ascii="Montserrat" w:hAnsi="Montserrat"/>
+          <w:rFonts w:ascii="Montserrat" w:eastAsia="Montserrat" w:hAnsi="Montserrat" w:cs="Montserrat"/>
           <w:color w:val="000000"/>
           <w:sz w:val="22"/>
           <w:szCs w:val="22"/>
@@ -920,24 +768,22 @@
     </w:p>
     <w:p>
       <w:pPr>
-        <w:pStyle w:val="Normal"/>
         <w:numPr>
           <w:ilvl w:val="0"/>
           <w:numId w:val="2"/>
         </w:numPr>
-        <w:pBdr/>
-        <w:spacing w:lineRule="auto" w:line="276"/>
-        <w:ind w:hanging="426" w:left="426"/>
-        <w:rPr>
-          <w:rFonts w:ascii="Montserrat" w:hAnsi="Montserrat" w:eastAsia="Montserrat" w:cs="Montserrat"/>
-          <w:color w:val="000000"/>
-          <w:sz w:val="22"/>
-          <w:szCs w:val="22"/>
-        </w:rPr>
-      </w:pPr>
-      <w:r>
-        <w:rPr>
-          <w:rFonts w:eastAsia="Montserrat" w:cs="Montserrat" w:ascii="Montserrat" w:hAnsi="Montserrat"/>
+        <w:spacing w:line="276" w:lineRule="auto"/>
+        <w:ind w:left="426" w:hanging="426"/>
+        <w:rPr>
+          <w:rFonts w:ascii="Montserrat" w:eastAsia="Montserrat" w:hAnsi="Montserrat" w:cs="Montserrat"/>
+          <w:color w:val="000000"/>
+          <w:sz w:val="22"/>
+          <w:szCs w:val="22"/>
+        </w:rPr>
+      </w:pPr>
+      <w:r>
+        <w:rPr>
+          <w:rFonts w:ascii="Montserrat" w:eastAsia="Montserrat" w:hAnsi="Montserrat" w:cs="Montserrat"/>
           <w:color w:val="000000"/>
           <w:sz w:val="22"/>
           <w:szCs w:val="22"/>
@@ -946,7 +792,7 @@
       </w:r>
       <w:r>
         <w:rPr>
-          <w:rFonts w:eastAsia="Montserrat" w:cs="Montserrat" w:ascii="Montserrat" w:hAnsi="Montserrat"/>
+          <w:rFonts w:ascii="Montserrat" w:eastAsia="Montserrat" w:hAnsi="Montserrat" w:cs="Montserrat"/>
           <w:color w:val="000000"/>
           <w:sz w:val="22"/>
           <w:szCs w:val="22"/>
@@ -957,25 +803,23 @@
     </w:p>
     <w:p>
       <w:pPr>
-        <w:pStyle w:val="Normal"/>
         <w:numPr>
           <w:ilvl w:val="0"/>
           <w:numId w:val="2"/>
         </w:numPr>
-        <w:pBdr/>
-        <w:spacing w:lineRule="auto" w:line="276"/>
-        <w:ind w:hanging="426" w:left="426"/>
-        <w:rPr>
-          <w:rFonts w:ascii="Montserrat" w:hAnsi="Montserrat" w:eastAsia="Montserrat" w:cs="Montserrat"/>
-          <w:color w:val="000000"/>
-          <w:sz w:val="22"/>
-          <w:szCs w:val="22"/>
-          <w:lang w:val="en-US"/>
-        </w:rPr>
-      </w:pPr>
-      <w:r>
-        <w:rPr>
-          <w:rFonts w:eastAsia="Montserrat" w:cs="Montserrat" w:ascii="Montserrat" w:hAnsi="Montserrat"/>
+        <w:spacing w:line="276" w:lineRule="auto"/>
+        <w:ind w:left="426" w:hanging="426"/>
+        <w:rPr>
+          <w:rFonts w:ascii="Montserrat" w:eastAsia="Montserrat" w:hAnsi="Montserrat" w:cs="Montserrat"/>
+          <w:color w:val="000000"/>
+          <w:sz w:val="22"/>
+          <w:szCs w:val="22"/>
+          <w:lang w:val="en-US"/>
+        </w:rPr>
+      </w:pPr>
+      <w:r>
+        <w:rPr>
+          <w:rFonts w:ascii="Montserrat" w:eastAsia="Montserrat" w:hAnsi="Montserrat" w:cs="Montserrat"/>
           <w:color w:val="000000"/>
           <w:sz w:val="22"/>
           <w:szCs w:val="22"/>
@@ -984,366 +828,298 @@
       </w:r>
       <w:r>
         <w:rPr>
-          <w:rFonts w:eastAsia="Montserrat" w:cs="Montserrat" w:ascii="Montserrat" w:hAnsi="Montserrat"/>
+          <w:rFonts w:ascii="Montserrat" w:eastAsia="Montserrat" w:hAnsi="Montserrat" w:cs="Montserrat"/>
           <w:color w:val="000000"/>
           <w:sz w:val="22"/>
           <w:szCs w:val="22"/>
           <w:lang w:val="en-US"/>
         </w:rPr>
         <w:t>: PHONE</w:t>
+      </w:r>
+      <w:r>
+        <w:rPr>
+          <w:rFonts w:ascii="Montserrat" w:eastAsia="Montserrat" w:hAnsi="Montserrat" w:cs="Montserrat"/>
+          <w:color w:val="000000"/>
+          <w:sz w:val="22"/>
+          <w:szCs w:val="22"/>
+          <w:lang w:val="en-US"/>
+        </w:rPr>
         <w:br/>
         <w:t>E-mail: EMAIL</w:t>
       </w:r>
     </w:p>
     <w:p>
       <w:pPr>
-        <w:pStyle w:val="Normal"/>
         <w:numPr>
           <w:ilvl w:val="0"/>
           <w:numId w:val="2"/>
         </w:numPr>
-        <w:pBdr/>
-        <w:spacing w:lineRule="auto" w:line="276"/>
-        <w:ind w:hanging="426" w:left="426"/>
-        <w:rPr>
-          <w:rFonts w:ascii="Montserrat" w:hAnsi="Montserrat" w:eastAsia="Montserrat" w:cs="Montserrat"/>
-          <w:color w:val="000000"/>
-          <w:sz w:val="22"/>
-          <w:szCs w:val="22"/>
-        </w:rPr>
-      </w:pPr>
-      <w:r>
-        <w:rPr>
-          <w:rFonts w:eastAsia="Montserrat" w:cs="Montserrat" w:ascii="Montserrat" w:hAnsi="Montserrat"/>
-          <w:color w:val="000000"/>
-          <w:sz w:val="22"/>
-          <w:szCs w:val="22"/>
-        </w:rPr>
-        <w:t xml:space="preserve">Образование: среднее </w:t>
+        <w:spacing w:line="276" w:lineRule="auto"/>
+        <w:ind w:left="426" w:hanging="426"/>
+        <w:rPr>
+          <w:rFonts w:ascii="Montserrat" w:eastAsia="Montserrat" w:hAnsi="Montserrat" w:cs="Montserrat"/>
+          <w:color w:val="000000"/>
+          <w:sz w:val="22"/>
+          <w:szCs w:val="22"/>
+        </w:rPr>
+      </w:pPr>
+      <w:r>
+        <w:rPr>
+          <w:rFonts w:ascii="Montserrat" w:eastAsia="Montserrat" w:hAnsi="Montserrat" w:cs="Montserrat"/>
+          <w:color w:val="000000"/>
+          <w:sz w:val="22"/>
+          <w:szCs w:val="22"/>
+        </w:rPr>
+        <w:t xml:space="preserve">Образование: </w:t>
+      </w:r>
+      <w:r>
+        <w:rPr>
+          <w:rFonts w:ascii="Montserrat" w:eastAsia="Montserrat" w:hAnsi="Montserrat" w:cs="Montserrat"/>
+          <w:color w:val="000000"/>
+          <w:sz w:val="22"/>
+          <w:szCs w:val="22"/>
+          <w:lang w:val="en-US"/>
+        </w:rPr>
+        <w:t>PACANI</w:t>
+      </w:r>
+    </w:p>
+    <w:p>
+      <w:pPr>
+        <w:numPr>
+          <w:ilvl w:val="0"/>
+          <w:numId w:val="2"/>
+        </w:numPr>
+        <w:spacing w:line="276" w:lineRule="auto"/>
+        <w:ind w:left="426" w:hanging="426"/>
+        <w:rPr>
+          <w:rFonts w:ascii="Montserrat" w:eastAsia="Montserrat" w:hAnsi="Montserrat" w:cs="Montserrat"/>
+          <w:color w:val="000000"/>
+          <w:sz w:val="22"/>
+          <w:szCs w:val="22"/>
+        </w:rPr>
+      </w:pPr>
+      <w:r>
+        <w:rPr>
+          <w:rFonts w:ascii="Montserrat" w:eastAsia="Montserrat" w:hAnsi="Montserrat" w:cs="Montserrat"/>
+          <w:color w:val="000000"/>
+          <w:sz w:val="22"/>
+          <w:szCs w:val="22"/>
+        </w:rPr>
+        <w:t xml:space="preserve">Документ об образовании: </w:t>
+      </w:r>
+      <w:r>
+        <w:rPr>
+          <w:rFonts w:ascii="Montserrat" w:eastAsia="Montserrat" w:hAnsi="Montserrat" w:cs="Montserrat"/>
+          <w:color w:val="000000"/>
+          <w:sz w:val="22"/>
+          <w:szCs w:val="22"/>
+          <w:lang w:val="en-US"/>
+        </w:rPr>
+        <w:t>DIPLOM</w:t>
       </w:r>
       <w:sdt>
         <w:sdtPr>
-          <w:tag w:val="goog_rdk_2"/>
-          <w:id w:val="1989205746"/>
+          <w:rPr>
+            <w:rFonts w:ascii="Montserrat" w:eastAsia="Montserrat" w:hAnsi="Montserrat" w:cs="Montserrat"/>
+            <w:color w:val="000000"/>
+            <w:sz w:val="22"/>
+            <w:szCs w:val="22"/>
+          </w:rPr>
+          <w:tag w:val="goog_rdk_5"/>
+          <w:id w:val="-1945993906"/>
+          <w:showingPlcHdr/>
         </w:sdtPr>
+        <w:sdtEndPr>
+          <w:rPr>
+            <w:rFonts w:ascii="Times New Roman" w:eastAsia="Times New Roman" w:hAnsi="Times New Roman" w:cs="Times New Roman"/>
+            <w:color w:val="auto"/>
+            <w:sz w:val="28"/>
+            <w:szCs w:val="28"/>
+          </w:rPr>
+        </w:sdtEndPr>
         <w:sdtContent>
           <w:r>
             <w:rPr>
-              <w:rFonts w:eastAsia="Montserrat" w:cs="Montserrat" w:ascii="Montserrat" w:hAnsi="Montserrat"/>
+              <w:rFonts w:ascii="Montserrat" w:eastAsia="Montserrat" w:hAnsi="Montserrat" w:cs="Montserrat"/>
               <w:color w:val="000000"/>
               <w:sz w:val="22"/>
               <w:szCs w:val="22"/>
             </w:rPr>
-          </w:r>
-          <w:r>
-            <w:rPr>
-              <w:rFonts w:eastAsia="Arial Unicode MS" w:cs="Arial Unicode MS" w:ascii="Arial Unicode MS" w:hAnsi="Arial Unicode MS"/>
-              <w:color w:val="000000"/>
-              <w:sz w:val="22"/>
-              <w:szCs w:val="22"/>
-            </w:rPr>
-            <w:t>☐</w:t>
+            <w:t xml:space="preserve">     </w:t>
           </w:r>
         </w:sdtContent>
       </w:sdt>
       <w:r>
         <w:rPr>
-          <w:rFonts w:eastAsia="Montserrat" w:cs="Montserrat" w:ascii="Montserrat" w:hAnsi="Montserrat"/>
-          <w:color w:val="000000"/>
-          <w:sz w:val="22"/>
-          <w:szCs w:val="22"/>
-        </w:rPr>
-        <w:t xml:space="preserve"> среднее профессиональное </w:t>
-      </w:r>
-      <w:sdt>
-        <w:sdtPr>
-          <w:tag w:val="goog_rdk_3"/>
-          <w:id w:val="1369104702"/>
-        </w:sdtPr>
-        <w:sdtContent>
-          <w:r>
-            <w:rPr>
-              <w:rFonts w:eastAsia="Montserrat" w:cs="Montserrat" w:ascii="Montserrat" w:hAnsi="Montserrat"/>
-              <w:color w:val="000000"/>
-              <w:sz w:val="22"/>
-              <w:szCs w:val="22"/>
-            </w:rPr>
-          </w:r>
-          <w:r>
-            <w:rPr>
-              <w:rFonts w:eastAsia="Arial Unicode MS" w:cs="Arial Unicode MS" w:ascii="Arial Unicode MS" w:hAnsi="Arial Unicode MS"/>
-              <w:color w:val="000000"/>
-              <w:sz w:val="22"/>
-              <w:szCs w:val="22"/>
-            </w:rPr>
-            <w:t>☒</w:t>
-          </w:r>
-        </w:sdtContent>
-      </w:sdt>
-      <w:r>
-        <w:rPr>
-          <w:rFonts w:eastAsia="Montserrat" w:cs="Montserrat" w:ascii="Montserrat" w:hAnsi="Montserrat"/>
-          <w:color w:val="000000"/>
-          <w:sz w:val="22"/>
-          <w:szCs w:val="22"/>
-        </w:rPr>
-        <w:t xml:space="preserve"> высшее </w:t>
-      </w:r>
-      <w:sdt>
-        <w:sdtPr>
-          <w:tag w:val="goog_rdk_4"/>
-          <w:id w:val="-2106640885"/>
-        </w:sdtPr>
-        <w:sdtContent>
-          <w:r>
-            <w:rPr>
-              <w:rFonts w:eastAsia="Montserrat" w:cs="Montserrat" w:ascii="Montserrat" w:hAnsi="Montserrat"/>
-              <w:color w:val="000000"/>
-              <w:sz w:val="22"/>
-              <w:szCs w:val="22"/>
-            </w:rPr>
-          </w:r>
-          <w:r>
-            <w:rPr>
-              <w:rFonts w:eastAsia="Arial Unicode MS" w:cs="Arial Unicode MS" w:ascii="Arial Unicode MS" w:hAnsi="Arial Unicode MS"/>
-              <w:color w:val="000000"/>
-              <w:sz w:val="22"/>
-              <w:szCs w:val="22"/>
-            </w:rPr>
-            <w:t>☐</w:t>
-          </w:r>
-        </w:sdtContent>
-      </w:sdt>
-    </w:p>
-    <w:p>
-      <w:pPr>
-        <w:pStyle w:val="Normal"/>
+          <w:rFonts w:ascii="Montserrat" w:eastAsia="Montserrat" w:hAnsi="Montserrat" w:cs="Montserrat"/>
+          <w:color w:val="000000"/>
+          <w:sz w:val="22"/>
+          <w:szCs w:val="22"/>
+        </w:rPr>
+        <w:br/>
+        <w:t>Серия: DIPS</w:t>
+      </w:r>
+      <w:r>
+        <w:rPr>
+          <w:rFonts w:ascii="Montserrat" w:eastAsia="Montserrat" w:hAnsi="Montserrat" w:cs="Montserrat"/>
+          <w:color w:val="000000"/>
+          <w:sz w:val="22"/>
+          <w:szCs w:val="22"/>
+        </w:rPr>
+        <w:br/>
+        <w:t xml:space="preserve">№: </w:t>
+      </w:r>
+      <w:r>
+        <w:rPr>
+          <w:rFonts w:ascii="Montserrat" w:eastAsia="Montserrat" w:hAnsi="Montserrat" w:cs="Montserrat"/>
+          <w:color w:val="000000"/>
+          <w:sz w:val="22"/>
+          <w:szCs w:val="22"/>
+          <w:lang w:val="en-US"/>
+        </w:rPr>
+        <w:t>DIPN</w:t>
+      </w:r>
+      <w:r>
+        <w:rPr>
+          <w:rFonts w:ascii="Montserrat" w:eastAsia="Montserrat" w:hAnsi="Montserrat" w:cs="Montserrat"/>
+          <w:color w:val="000000"/>
+          <w:sz w:val="22"/>
+          <w:szCs w:val="22"/>
+        </w:rPr>
+        <w:br/>
+        <w:t xml:space="preserve">Выдан(а): </w:t>
+      </w:r>
+      <w:r>
+        <w:rPr>
+          <w:rFonts w:ascii="Montserrat" w:eastAsia="Montserrat" w:hAnsi="Montserrat" w:cs="Montserrat"/>
+          <w:color w:val="000000"/>
+          <w:sz w:val="22"/>
+          <w:szCs w:val="22"/>
+          <w:lang w:val="en-US"/>
+        </w:rPr>
+        <w:t>IPD</w:t>
+      </w:r>
+      <w:r>
+        <w:rPr>
+          <w:rFonts w:ascii="Montserrat" w:eastAsia="Montserrat" w:hAnsi="Montserrat" w:cs="Montserrat"/>
+          <w:color w:val="000000"/>
+          <w:sz w:val="22"/>
+          <w:szCs w:val="22"/>
+        </w:rPr>
+        <w:br/>
+        <w:t xml:space="preserve">Город: </w:t>
+      </w:r>
+      <w:r>
+        <w:rPr>
+          <w:rFonts w:ascii="Montserrat" w:eastAsia="Montserrat" w:hAnsi="Montserrat" w:cs="Montserrat"/>
+          <w:color w:val="000000"/>
+          <w:sz w:val="22"/>
+          <w:szCs w:val="22"/>
+          <w:lang w:val="en-US"/>
+        </w:rPr>
+        <w:t>DIPC</w:t>
+      </w:r>
+      <w:r>
+        <w:rPr>
+          <w:rFonts w:ascii="Montserrat" w:eastAsia="Montserrat" w:hAnsi="Montserrat" w:cs="Montserrat"/>
+          <w:color w:val="000000"/>
+          <w:sz w:val="22"/>
+          <w:szCs w:val="22"/>
+        </w:rPr>
+        <w:br/>
+        <w:t xml:space="preserve">Область (республика, страна): </w:t>
+      </w:r>
+      <w:r>
+        <w:rPr>
+          <w:rFonts w:ascii="Montserrat" w:eastAsia="Montserrat" w:hAnsi="Montserrat" w:cs="Montserrat"/>
+          <w:color w:val="000000"/>
+          <w:sz w:val="22"/>
+          <w:szCs w:val="22"/>
+          <w:lang w:val="en-US"/>
+        </w:rPr>
+        <w:t>DIPR</w:t>
+      </w:r>
+    </w:p>
+    <w:p>
+      <w:pPr>
         <w:numPr>
           <w:ilvl w:val="0"/>
           <w:numId w:val="2"/>
         </w:numPr>
-        <w:pBdr/>
-        <w:spacing w:lineRule="auto" w:line="276"/>
-        <w:ind w:hanging="426" w:left="426"/>
-        <w:rPr>
-          <w:rFonts w:ascii="Montserrat" w:hAnsi="Montserrat" w:eastAsia="Montserrat" w:cs="Montserrat"/>
-          <w:color w:val="000000"/>
-          <w:sz w:val="22"/>
-          <w:szCs w:val="22"/>
-        </w:rPr>
-      </w:pPr>
-      <w:r>
-        <w:rPr>
-          <w:rFonts w:eastAsia="Montserrat" w:cs="Montserrat" w:ascii="Montserrat" w:hAnsi="Montserrat"/>
-          <w:color w:val="000000"/>
-          <w:sz w:val="22"/>
-          <w:szCs w:val="22"/>
-        </w:rPr>
-        <w:t xml:space="preserve">Документ об образовании: диплом </w:t>
-      </w:r>
-      <w:sdt>
-        <w:sdtPr>
-          <w:tag w:val="goog_rdk_5"/>
-          <w:id w:val="-1945993906"/>
-        </w:sdtPr>
-        <w:sdtContent>
-          <w:r>
-            <w:rPr>
-              <w:rFonts w:eastAsia="Montserrat" w:cs="Montserrat" w:ascii="Montserrat" w:hAnsi="Montserrat"/>
-              <w:color w:val="000000"/>
-              <w:sz w:val="22"/>
-              <w:szCs w:val="22"/>
-            </w:rPr>
-          </w:r>
-          <w:r>
-            <w:rPr>
-              <w:rFonts w:eastAsia="Arial Unicode MS" w:cs="Arial Unicode MS" w:ascii="Arial Unicode MS" w:hAnsi="Arial Unicode MS"/>
-              <w:color w:val="000000"/>
-              <w:sz w:val="22"/>
-              <w:szCs w:val="22"/>
-            </w:rPr>
-            <w:t>☒</w:t>
-          </w:r>
-        </w:sdtContent>
-      </w:sdt>
-      <w:r>
-        <w:rPr>
-          <w:rFonts w:eastAsia="Montserrat" w:cs="Montserrat" w:ascii="Montserrat" w:hAnsi="Montserrat"/>
+        <w:spacing w:line="276" w:lineRule="auto"/>
+        <w:ind w:left="426" w:hanging="426"/>
+        <w:rPr>
+          <w:rFonts w:ascii="Montserrat" w:eastAsia="Montserrat" w:hAnsi="Montserrat" w:cs="Montserrat"/>
+          <w:color w:val="000000"/>
+          <w:sz w:val="22"/>
+          <w:szCs w:val="22"/>
+        </w:rPr>
+      </w:pPr>
+      <w:r>
+        <w:rPr>
+          <w:rFonts w:ascii="Montserrat" w:eastAsia="Montserrat" w:hAnsi="Montserrat" w:cs="Montserrat"/>
+          <w:color w:val="000000"/>
+          <w:sz w:val="22"/>
+          <w:szCs w:val="22"/>
+        </w:rPr>
+        <w:t>Наименование учебного заведения, выдавшего документ об образовании:</w:t>
+      </w:r>
+      <w:r>
+        <w:rPr>
+          <w:rFonts w:ascii="Montserrat" w:eastAsia="Montserrat" w:hAnsi="Montserrat" w:cs="Montserrat"/>
           <w:color w:val="000000"/>
           <w:sz w:val="22"/>
           <w:szCs w:val="22"/>
         </w:rPr>
         <w:br/>
-        <w:t xml:space="preserve">Серия: </w:t>
-      </w:r>
-      <w:r>
-        <w:rPr>
-          <w:rFonts w:eastAsia="Montserrat" w:cs="Montserrat" w:ascii="Montserrat" w:hAnsi="Montserrat"/>
-          <w:color w:val="000000"/>
-          <w:sz w:val="22"/>
-          <w:szCs w:val="22"/>
-        </w:rPr>
-        <w:t>DIPS</w:t>
-      </w:r>
-      <w:r>
-        <w:rPr>
-          <w:rFonts w:eastAsia="Montserrat" w:cs="Montserrat" w:ascii="Montserrat" w:hAnsi="Montserrat"/>
-          <w:color w:val="000000"/>
-          <w:sz w:val="22"/>
-          <w:szCs w:val="22"/>
-        </w:rPr>
-        <w:br/>
-        <w:t xml:space="preserve">№: </w:t>
-      </w:r>
-      <w:r>
-        <w:rPr>
-          <w:rFonts w:eastAsia="Montserrat" w:cs="Montserrat" w:ascii="Montserrat" w:hAnsi="Montserrat"/>
-          <w:color w:val="000000"/>
-          <w:sz w:val="22"/>
-          <w:szCs w:val="22"/>
-          <w:lang w:val="en-US"/>
-        </w:rPr>
-        <w:t>DIPN</w:t>
-      </w:r>
-      <w:r>
-        <w:rPr>
-          <w:rFonts w:eastAsia="Montserrat" w:cs="Montserrat" w:ascii="Montserrat" w:hAnsi="Montserrat"/>
-          <w:color w:val="000000"/>
-          <w:sz w:val="22"/>
-          <w:szCs w:val="22"/>
-        </w:rPr>
-        <w:br/>
-        <w:t xml:space="preserve">Выдан(а): </w:t>
-      </w:r>
-      <w:r>
-        <w:rPr>
-          <w:rFonts w:eastAsia="Montserrat" w:cs="Montserrat" w:ascii="Montserrat" w:hAnsi="Montserrat"/>
-          <w:color w:val="000000"/>
-          <w:sz w:val="22"/>
-          <w:szCs w:val="22"/>
-          <w:lang w:val="en-US"/>
-        </w:rPr>
-        <w:t>D</w:t>
-      </w:r>
-      <w:r>
-        <w:rPr>
-          <w:rFonts w:eastAsia="Montserrat" w:cs="Montserrat" w:ascii="Montserrat" w:hAnsi="Montserrat"/>
-          <w:color w:val="000000"/>
-          <w:sz w:val="22"/>
-          <w:szCs w:val="22"/>
-          <w:lang w:val="en-US"/>
-        </w:rPr>
-        <w:t>DIPD</w:t>
-      </w:r>
-      <w:r>
-        <w:rPr>
-          <w:rFonts w:eastAsia="Montserrat" w:cs="Montserrat" w:ascii="Montserrat" w:hAnsi="Montserrat"/>
-          <w:color w:val="000000"/>
-          <w:sz w:val="22"/>
-          <w:szCs w:val="22"/>
-        </w:rPr>
-        <w:br/>
-        <w:t xml:space="preserve">Город: </w:t>
-      </w:r>
-      <w:r>
-        <w:rPr>
-          <w:rFonts w:eastAsia="Montserrat" w:cs="Montserrat" w:ascii="Montserrat" w:hAnsi="Montserrat"/>
-          <w:color w:val="000000"/>
-          <w:sz w:val="22"/>
-          <w:szCs w:val="22"/>
-          <w:lang w:val="en-US"/>
-        </w:rPr>
-        <w:t>DIPC</w:t>
-      </w:r>
-      <w:r>
-        <w:rPr>
-          <w:rFonts w:eastAsia="Montserrat" w:cs="Montserrat" w:ascii="Montserrat" w:hAnsi="Montserrat"/>
-          <w:color w:val="000000"/>
-          <w:sz w:val="22"/>
-          <w:szCs w:val="22"/>
-        </w:rPr>
-        <w:br/>
-        <w:t xml:space="preserve">Область (республика, страна): </w:t>
-      </w:r>
-      <w:r>
-        <w:rPr>
-          <w:rFonts w:eastAsia="Montserrat" w:cs="Montserrat" w:ascii="Montserrat" w:hAnsi="Montserrat"/>
-          <w:color w:val="000000"/>
-          <w:sz w:val="22"/>
-          <w:szCs w:val="22"/>
-          <w:lang w:val="en-US"/>
-        </w:rPr>
-        <w:t>DIPR</w:t>
-      </w:r>
-    </w:p>
-    <w:p>
-      <w:pPr>
-        <w:pStyle w:val="Normal"/>
+      </w:r>
+      <w:r>
+        <w:rPr>
+          <w:rFonts w:ascii="Montserrat" w:eastAsia="Montserrat" w:hAnsi="Montserrat" w:cs="Montserrat"/>
+          <w:color w:val="000000"/>
+          <w:sz w:val="22"/>
+          <w:szCs w:val="22"/>
+          <w:lang w:val="en-US"/>
+        </w:rPr>
+        <w:t>INSTITUTION</w:t>
+      </w:r>
+    </w:p>
+    <w:p>
+      <w:pPr>
         <w:numPr>
           <w:ilvl w:val="0"/>
           <w:numId w:val="2"/>
         </w:numPr>
-        <w:pBdr/>
-        <w:spacing w:lineRule="auto" w:line="276"/>
-        <w:ind w:hanging="426" w:left="426"/>
-        <w:rPr>
-          <w:rFonts w:ascii="Montserrat" w:hAnsi="Montserrat" w:eastAsia="Montserrat" w:cs="Montserrat"/>
-          <w:color w:val="000000"/>
-          <w:sz w:val="22"/>
-          <w:szCs w:val="22"/>
-        </w:rPr>
-      </w:pPr>
-      <w:r>
-        <w:rPr>
-          <w:rFonts w:eastAsia="Montserrat" w:cs="Montserrat" w:ascii="Montserrat" w:hAnsi="Montserrat"/>
-          <w:color w:val="000000"/>
-          <w:sz w:val="22"/>
-          <w:szCs w:val="22"/>
-        </w:rPr>
-        <w:t>Наименование учебного заведения, выдавшего документ об образовании:</w:t>
+        <w:spacing w:line="276" w:lineRule="auto"/>
+        <w:ind w:left="426" w:hanging="426"/>
+        <w:rPr>
+          <w:rFonts w:ascii="Montserrat" w:eastAsia="Montserrat" w:hAnsi="Montserrat" w:cs="Montserrat"/>
+          <w:color w:val="000000"/>
+          <w:sz w:val="22"/>
+          <w:szCs w:val="22"/>
+        </w:rPr>
+      </w:pPr>
+      <w:r>
+        <w:rPr>
+          <w:rFonts w:ascii="Montserrat" w:eastAsia="Montserrat" w:hAnsi="Montserrat" w:cs="Montserrat"/>
+          <w:color w:val="000000"/>
+          <w:sz w:val="22"/>
+          <w:szCs w:val="22"/>
+        </w:rPr>
+        <w:t>Место работы:</w:t>
+      </w:r>
+      <w:r>
+        <w:rPr>
+          <w:rFonts w:ascii="Montserrat" w:eastAsia="Montserrat" w:hAnsi="Montserrat" w:cs="Montserrat"/>
+          <w:color w:val="000000"/>
+          <w:sz w:val="22"/>
+          <w:szCs w:val="22"/>
+        </w:rPr>
         <w:br/>
       </w:r>
       <w:r>
         <w:rPr>
-          <w:rFonts w:eastAsia="Montserrat" w:cs="Montserrat" w:ascii="Montserrat" w:hAnsi="Montserrat"/>
-          <w:color w:val="000000"/>
-          <w:sz w:val="22"/>
-          <w:szCs w:val="22"/>
-          <w:lang w:val="en-US"/>
-        </w:rPr>
-        <w:t>INSTITUTION</w:t>
-      </w:r>
-    </w:p>
-    <w:p>
-      <w:pPr>
-        <w:pStyle w:val="Normal"/>
-        <w:numPr>
-          <w:ilvl w:val="0"/>
-          <w:numId w:val="2"/>
-        </w:numPr>
-        <w:pBdr/>
-        <w:spacing w:lineRule="auto" w:line="276"/>
-        <w:ind w:hanging="426" w:left="426"/>
-        <w:rPr>
-          <w:rFonts w:ascii="Montserrat" w:hAnsi="Montserrat" w:eastAsia="Montserrat" w:cs="Montserrat"/>
-          <w:color w:val="000000"/>
-          <w:sz w:val="22"/>
-          <w:szCs w:val="22"/>
-        </w:rPr>
-      </w:pPr>
-      <w:r>
-        <w:rPr>
-          <w:rFonts w:eastAsia="Montserrat" w:cs="Montserrat" w:ascii="Montserrat" w:hAnsi="Montserrat"/>
-          <w:color w:val="000000"/>
-          <w:sz w:val="22"/>
-          <w:szCs w:val="22"/>
-        </w:rPr>
-        <w:t>Место работы:</w:t>
-        <w:br/>
-      </w:r>
-      <w:r>
-        <w:rPr>
-          <w:rFonts w:eastAsia="Montserrat" w:cs="Montserrat" w:ascii="Montserrat" w:hAnsi="Montserrat"/>
+          <w:rFonts w:ascii="Montserrat" w:eastAsia="Montserrat" w:hAnsi="Montserrat" w:cs="Montserrat"/>
           <w:color w:val="000000"/>
           <w:sz w:val="22"/>
           <w:szCs w:val="22"/>
@@ -1353,7 +1129,7 @@
       </w:r>
       <w:r>
         <w:rPr>
-          <w:rFonts w:eastAsia="Montserrat" w:cs="Montserrat" w:ascii="Montserrat" w:hAnsi="Montserrat"/>
+          <w:rFonts w:ascii="Montserrat" w:eastAsia="Montserrat" w:hAnsi="Montserrat" w:cs="Montserrat"/>
           <w:color w:val="000000"/>
           <w:sz w:val="22"/>
           <w:szCs w:val="22"/>
@@ -1363,7 +1139,7 @@
       </w:r>
       <w:r>
         <w:rPr>
-          <w:rFonts w:eastAsia="Montserrat" w:cs="Montserrat" w:ascii="Montserrat" w:hAnsi="Montserrat"/>
+          <w:rFonts w:ascii="Montserrat" w:eastAsia="Montserrat" w:hAnsi="Montserrat" w:cs="Montserrat"/>
           <w:color w:val="000000"/>
           <w:sz w:val="22"/>
           <w:szCs w:val="22"/>
@@ -1373,7 +1149,7 @@
       </w:r>
       <w:r>
         <w:rPr>
-          <w:rFonts w:eastAsia="Montserrat" w:cs="Montserrat" w:ascii="Montserrat" w:hAnsi="Montserrat"/>
+          <w:rFonts w:ascii="Montserrat" w:eastAsia="Montserrat" w:hAnsi="Montserrat" w:cs="Montserrat"/>
           <w:color w:val="000000"/>
           <w:sz w:val="22"/>
           <w:szCs w:val="22"/>
@@ -1384,26 +1160,24 @@
     </w:p>
     <w:p>
       <w:pPr>
-        <w:pStyle w:val="Normal"/>
         <w:numPr>
           <w:ilvl w:val="0"/>
           <w:numId w:val="1"/>
         </w:numPr>
         <w:tabs>
-          <w:tab w:val="clear" w:pos="720"/>
-          <w:tab w:val="left" w:pos="993" w:leader="none"/>
-        </w:tabs>
-        <w:spacing w:lineRule="auto" w:line="276"/>
-        <w:ind w:hanging="0" w:left="426"/>
-        <w:rPr>
-          <w:rFonts w:ascii="Montserrat" w:hAnsi="Montserrat" w:eastAsia="Montserrat" w:cs="Montserrat"/>
-          <w:sz w:val="22"/>
-          <w:szCs w:val="22"/>
-        </w:rPr>
-      </w:pPr>
-      <w:r>
-        <w:rPr>
-          <w:rFonts w:eastAsia="Montserrat" w:cs="Montserrat" w:ascii="Montserrat" w:hAnsi="Montserrat"/>
+          <w:tab w:val="left" w:pos="993"/>
+        </w:tabs>
+        <w:spacing w:line="276" w:lineRule="auto"/>
+        <w:ind w:left="426" w:firstLine="0"/>
+        <w:rPr>
+          <w:rFonts w:ascii="Montserrat" w:eastAsia="Montserrat" w:hAnsi="Montserrat" w:cs="Montserrat"/>
+          <w:sz w:val="22"/>
+          <w:szCs w:val="22"/>
+        </w:rPr>
+      </w:pPr>
+      <w:r>
+        <w:rPr>
+          <w:rFonts w:ascii="Montserrat" w:eastAsia="Montserrat" w:hAnsi="Montserrat" w:cs="Montserrat"/>
           <w:sz w:val="22"/>
           <w:szCs w:val="22"/>
         </w:rPr>
@@ -1411,7 +1185,7 @@
       </w:r>
       <w:r>
         <w:rPr>
-          <w:rFonts w:eastAsia="Montserrat" w:cs="Montserrat" w:ascii="Montserrat" w:hAnsi="Montserrat"/>
+          <w:rFonts w:ascii="Montserrat" w:eastAsia="Montserrat" w:hAnsi="Montserrat" w:cs="Montserrat"/>
           <w:sz w:val="22"/>
           <w:szCs w:val="22"/>
           <w:lang w:val="en-US"/>
@@ -1421,26 +1195,24 @@
     </w:p>
     <w:p>
       <w:pPr>
-        <w:pStyle w:val="Normal"/>
         <w:numPr>
           <w:ilvl w:val="0"/>
           <w:numId w:val="1"/>
         </w:numPr>
         <w:tabs>
-          <w:tab w:val="clear" w:pos="720"/>
-          <w:tab w:val="left" w:pos="993" w:leader="none"/>
-        </w:tabs>
-        <w:spacing w:lineRule="auto" w:line="276"/>
-        <w:ind w:hanging="0" w:left="426"/>
-        <w:rPr>
-          <w:rFonts w:ascii="Montserrat" w:hAnsi="Montserrat" w:eastAsia="Montserrat" w:cs="Montserrat"/>
+          <w:tab w:val="left" w:pos="993"/>
+        </w:tabs>
+        <w:spacing w:line="276" w:lineRule="auto"/>
+        <w:ind w:left="426" w:firstLine="0"/>
+        <w:rPr>
+          <w:rFonts w:ascii="Montserrat" w:eastAsia="Montserrat" w:hAnsi="Montserrat" w:cs="Montserrat"/>
           <w:sz w:val="24"/>
           <w:szCs w:val="24"/>
         </w:rPr>
       </w:pPr>
       <w:r>
         <w:rPr>
-          <w:rFonts w:eastAsia="Montserrat" w:cs="Montserrat" w:ascii="Montserrat" w:hAnsi="Montserrat"/>
+          <w:rFonts w:ascii="Montserrat" w:eastAsia="Montserrat" w:hAnsi="Montserrat" w:cs="Montserrat"/>
           <w:sz w:val="22"/>
           <w:szCs w:val="22"/>
         </w:rPr>
@@ -1448,7 +1220,7 @@
       </w:r>
       <w:r>
         <w:rPr>
-          <w:rFonts w:eastAsia="Montserrat" w:cs="Montserrat" w:ascii="Montserrat" w:hAnsi="Montserrat"/>
+          <w:rFonts w:ascii="Montserrat" w:eastAsia="Montserrat" w:hAnsi="Montserrat" w:cs="Montserrat"/>
           <w:sz w:val="22"/>
           <w:szCs w:val="22"/>
           <w:lang w:val="en-US"/>
@@ -1457,103 +1229,145 @@
       </w:r>
     </w:p>
     <w:sectPr>
-      <w:type w:val="nextPage"/>
       <w:pgSz w:w="11906" w:h="16838"/>
-      <w:pgMar w:left="1134" w:right="1134" w:gutter="0" w:header="0" w:top="709" w:footer="0" w:bottom="567"/>
-      <w:pgNumType w:start="1" w:fmt="decimal"/>
-      <w:formProt w:val="false"/>
-      <w:textDirection w:val="lrTb"/>
-      <w:docGrid w:type="default" w:linePitch="100" w:charSpace="4294959103"/>
+      <w:pgMar w:top="709" w:right="1134" w:bottom="567" w:left="1134" w:header="0" w:footer="0" w:gutter="0"/>
+      <w:pgNumType w:start="1"/>
+      <w:cols w:space="720"/>
+      <w:formProt w:val="0"/>
+      <w:docGrid w:linePitch="100" w:charSpace="-8193"/>
     </w:sectPr>
   </w:body>
 </w:document>
 </file>
 
-<file path=personal-card/word/fontTable.xml><?xml version="1.0" encoding="utf-8"?>
-<w:fonts xmlns:w="http://schemas.openxmlformats.org/wordprocessingml/2006/main" xmlns:r="http://schemas.openxmlformats.org/officeDocument/2006/relationships">
-  <w:font w:name="Times New Roman">
-    <w:charset w:val="00"/>
-    <w:family w:val="roman"/>
-    <w:pitch w:val="variable"/>
-  </w:font>
-  <w:font w:name="Symbol">
-    <w:charset w:val="02"/>
-    <w:family w:val="roman"/>
-    <w:pitch w:val="variable"/>
-  </w:font>
-  <w:font w:name="Arial">
-    <w:charset w:val="00"/>
-    <w:family w:val="swiss"/>
-    <w:pitch w:val="variable"/>
-  </w:font>
-  <w:font w:name="Liberation Serif">
-    <w:altName w:val="Times New Roman"/>
-    <w:charset w:val="01"/>
-    <w:family w:val="roman"/>
-    <w:pitch w:val="variable"/>
-    <w:embedRegular r:id="rId1" w:fontKey="{01014A78-CABC-4EF0-12AC-5CD89AEFDE01}"/>
-    <w:embedBold r:id="rId2" w:fontKey="{02014A78-CABC-4EF0-12AC-5CD89AEFDE02}"/>
-    <w:embedItalic r:id="rId3" w:fontKey="{03014A78-CABC-4EF0-12AC-5CD89AEFDE03}"/>
-    <w:embedBoldItalic r:id="rId4" w:fontKey="{04014A78-CABC-4EF0-12AC-5CD89AEFDE04}"/>
-  </w:font>
-  <w:font w:name="Times New Roman">
-    <w:charset w:val="01"/>
-    <w:family w:val="roman"/>
-    <w:pitch w:val="variable"/>
-  </w:font>
-  <w:font w:name="Liberation Sans">
-    <w:altName w:val="Arial"/>
-    <w:charset w:val="01"/>
-    <w:family w:val="swiss"/>
-    <w:pitch w:val="variable"/>
-    <w:embedRegular r:id="rId5" w:fontKey="{05014A78-CABC-4EF0-12AC-5CD89AEFDE05}"/>
-    <w:embedBold r:id="rId6" w:fontKey="{06014A78-CABC-4EF0-12AC-5CD89AEFDE06}"/>
-    <w:embedItalic r:id="rId7" w:fontKey="{07014A78-CABC-4EF0-12AC-5CD89AEFDE07}"/>
-    <w:embedBoldItalic r:id="rId8" w:fontKey="{08014A78-CABC-4EF0-12AC-5CD89AEFDE08}"/>
-  </w:font>
-  <w:font w:name="Georgia">
-    <w:charset w:val="01"/>
-    <w:family w:val="roman"/>
-    <w:pitch w:val="variable"/>
-    <w:embedRegular r:id="rId9" w:fontKey="{09014A78-CABC-4EF0-12AC-5CD89AEFDE09}"/>
-    <w:embedItalic r:id="rId10" w:fontKey="{0A014A78-CABC-4EF0-12AC-5CD89AEFDE0A}"/>
-  </w:font>
-  <w:font w:name="Montserrat">
-    <w:charset w:val="01"/>
-    <w:family w:val="roman"/>
-    <w:pitch w:val="variable"/>
-    <w:embedRegular r:id="rId11" w:fontKey="{0B014A78-CABC-4EF0-12AC-5CD89AEFDE0B}"/>
-    <w:embedBold r:id="rId12" w:fontKey="{0C014A78-CABC-4EF0-12AC-5CD89AEFDE0C}"/>
-  </w:font>
-  <w:font w:name="Segoe UI Symbol">
-    <w:charset w:val="01"/>
-    <w:family w:val="roman"/>
-    <w:pitch w:val="variable"/>
-    <w:embedRegular r:id="rId13" w:fontKey="{0D014A78-CABC-4EF0-12AC-5CD89AEFDE0D}"/>
-  </w:font>
-  <w:font w:name="Arial Unicode MS">
-    <w:charset w:val="01"/>
-    <w:family w:val="roman"/>
-    <w:pitch w:val="variable"/>
-  </w:font>
-  <w:font w:name="Noto Sans Symbols">
-    <w:charset w:val="01"/>
-    <w:family w:val="swiss"/>
-    <w:pitch w:val="variable"/>
-    <w:embedRegular r:id="rId14" w:fontKey="{0E014A78-CABC-4EF0-12AC-5CD89AEFDE0E}"/>
-    <w:embedBold r:id="rId15" w:fontKey="{0F014A78-CABC-4EF0-12AC-5CD89AEFDE0F}"/>
-  </w:font>
-  <w:font w:name="Courier New">
-    <w:charset w:val="01"/>
-    <w:family w:val="modern"/>
-    <w:pitch w:val="fixed"/>
-  </w:font>
-</w:fonts>
-</file>
-
-<file path=personal-card/word/numbering.xml><?xml version="1.0" encoding="utf-8"?>
-<w:numbering xmlns:w="http://schemas.openxmlformats.org/wordprocessingml/2006/main" xmlns:o="urn:schemas-microsoft-com:office:office" xmlns:r="http://schemas.openxmlformats.org/officeDocument/2006/relationships" xmlns:v="urn:schemas-microsoft-com:vml" xmlns:mc="http://schemas.openxmlformats.org/markup-compatibility/2006" xmlns:w14="http://schemas.microsoft.com/office/word/2010/wordml" mc:Ignorable="w14">
-  <w:abstractNum w:abstractNumId="1">
+<file path=word/numbering.xml><?xml version="1.0" encoding="utf-8"?>
+<w:numbering xmlns:wpc="http://schemas.microsoft.com/office/word/2010/wordprocessingCanvas" xmlns:cx="http://schemas.microsoft.com/office/drawing/2014/chartex" xmlns:cx1="http://schemas.microsoft.com/office/drawing/2015/9/8/chartex" xmlns:cx2="http://schemas.microsoft.com/office/drawing/2015/10/21/chartex" xmlns:cx3="http://schemas.microsoft.com/office/drawing/2016/5/9/chartex" xmlns:cx4="http://schemas.microsoft.com/office/drawing/2016/5/10/chartex" xmlns:cx5="http://schemas.microsoft.com/office/drawing/2016/5/11/chartex" xmlns:cx6="http://schemas.microsoft.com/office/drawing/2016/5/12/chartex" xmlns:cx7="http://schemas.microsoft.com/office/drawing/2016/5/13/chartex" xmlns:cx8="http://schemas.microsoft.com/office/drawing/2016/5/14/chartex" xmlns:mc="http://schemas.openxmlformats.org/markup-compatibility/2006" xmlns:aink="http://schemas.microsoft.com/office/drawing/2016/ink" xmlns:am3d="http://schemas.microsoft.com/office/drawing/2017/model3d" xmlns:o="urn:schemas-microsoft-com:office:office" xmlns:oel="http://schemas.microsoft.com/office/2019/extlst" xmlns:r="http://schemas.openxmlformats.org/officeDocument/2006/relationships" xmlns:m="http://schemas.openxmlformats.org/officeDocument/2006/math" xmlns:v="urn:schemas-microsoft-com:vml" xmlns:wp14="http://schemas.microsoft.com/office/word/2010/wordprocessingDrawing" xmlns:wp="http://schemas.openxmlformats.org/drawingml/2006/wordprocessingDrawing" xmlns:w10="urn:schemas-microsoft-com:office:word" xmlns:w="http://schemas.openxmlformats.org/wordprocessingml/2006/main" xmlns:w14="http://schemas.microsoft.com/office/word/2010/wordml" xmlns:w15="http://schemas.microsoft.com/office/word/2012/wordml" xmlns:w16cex="http://schemas.microsoft.com/office/word/2018/wordml/cex" xmlns:w16cid="http://schemas.microsoft.com/office/word/2016/wordml/cid" xmlns:w16="http://schemas.microsoft.com/office/word/2018/wordml" xmlns:w16du="http://schemas.microsoft.com/office/word/2023/wordml/word16du" xmlns:w16sdtdh="http://schemas.microsoft.com/office/word/2020/wordml/sdtdatahash" xmlns:w16sdtfl="http://schemas.microsoft.com/office/word/2024/wordml/sdtformatlock" xmlns:w16se="http://schemas.microsoft.com/office/word/2015/wordml/symex" xmlns:wpg="http://schemas.microsoft.com/office/word/2010/wordprocessingGroup" xmlns:wpi="http://schemas.microsoft.com/office/word/2010/wordprocessingInk" xmlns:wne="http://schemas.microsoft.com/office/word/2006/wordml" xmlns:wps="http://schemas.microsoft.com/office/word/2010/wordprocessingShape" mc:Ignorable="w14 w15 w16se w16cid w16 w16cex w16sdtdh w16sdtfl w16du wp14">
+  <w:abstractNum w:abstractNumId="0" w15:restartNumberingAfterBreak="0">
+    <w:nsid w:val="2F935A3E"/>
+    <w:multiLevelType w:val="multilevel"/>
+    <w:tmpl w:val="826C0444"/>
+    <w:lvl w:ilvl="0">
+      <w:start w:val="1"/>
+      <w:numFmt w:val="none"/>
+      <w:suff w:val="nothing"/>
+      <w:lvlText w:val=""/>
+      <w:lvlJc w:val="left"/>
+      <w:pPr>
+        <w:tabs>
+          <w:tab w:val="num" w:pos="0"/>
+        </w:tabs>
+        <w:ind w:left="0" w:firstLine="0"/>
+      </w:pPr>
+    </w:lvl>
+    <w:lvl w:ilvl="1">
+      <w:start w:val="1"/>
+      <w:numFmt w:val="none"/>
+      <w:suff w:val="nothing"/>
+      <w:lvlText w:val=""/>
+      <w:lvlJc w:val="left"/>
+      <w:pPr>
+        <w:tabs>
+          <w:tab w:val="num" w:pos="0"/>
+        </w:tabs>
+        <w:ind w:left="0" w:firstLine="0"/>
+      </w:pPr>
+    </w:lvl>
+    <w:lvl w:ilvl="2">
+      <w:start w:val="1"/>
+      <w:numFmt w:val="none"/>
+      <w:suff w:val="nothing"/>
+      <w:lvlText w:val=""/>
+      <w:lvlJc w:val="left"/>
+      <w:pPr>
+        <w:tabs>
+          <w:tab w:val="num" w:pos="0"/>
+        </w:tabs>
+        <w:ind w:left="0" w:firstLine="0"/>
+      </w:pPr>
+    </w:lvl>
+    <w:lvl w:ilvl="3">
+      <w:start w:val="1"/>
+      <w:numFmt w:val="none"/>
+      <w:suff w:val="nothing"/>
+      <w:lvlText w:val=""/>
+      <w:lvlJc w:val="left"/>
+      <w:pPr>
+        <w:tabs>
+          <w:tab w:val="num" w:pos="0"/>
+        </w:tabs>
+        <w:ind w:left="0" w:firstLine="0"/>
+      </w:pPr>
+    </w:lvl>
+    <w:lvl w:ilvl="4">
+      <w:start w:val="1"/>
+      <w:numFmt w:val="none"/>
+      <w:suff w:val="nothing"/>
+      <w:lvlText w:val=""/>
+      <w:lvlJc w:val="left"/>
+      <w:pPr>
+        <w:tabs>
+          <w:tab w:val="num" w:pos="0"/>
+        </w:tabs>
+        <w:ind w:left="0" w:firstLine="0"/>
+      </w:pPr>
+    </w:lvl>
+    <w:lvl w:ilvl="5">
+      <w:start w:val="1"/>
+      <w:numFmt w:val="none"/>
+      <w:suff w:val="nothing"/>
+      <w:lvlText w:val=""/>
+      <w:lvlJc w:val="left"/>
+      <w:pPr>
+        <w:tabs>
+          <w:tab w:val="num" w:pos="0"/>
+        </w:tabs>
+        <w:ind w:left="0" w:firstLine="0"/>
+      </w:pPr>
+    </w:lvl>
+    <w:lvl w:ilvl="6">
+      <w:start w:val="1"/>
+      <w:numFmt w:val="none"/>
+      <w:suff w:val="nothing"/>
+      <w:lvlText w:val=""/>
+      <w:lvlJc w:val="left"/>
+      <w:pPr>
+        <w:tabs>
+          <w:tab w:val="num" w:pos="0"/>
+        </w:tabs>
+        <w:ind w:left="0" w:firstLine="0"/>
+      </w:pPr>
+    </w:lvl>
+    <w:lvl w:ilvl="7">
+      <w:start w:val="1"/>
+      <w:numFmt w:val="none"/>
+      <w:suff w:val="nothing"/>
+      <w:lvlText w:val=""/>
+      <w:lvlJc w:val="left"/>
+      <w:pPr>
+        <w:tabs>
+          <w:tab w:val="num" w:pos="0"/>
+        </w:tabs>
+        <w:ind w:left="0" w:firstLine="0"/>
+      </w:pPr>
+    </w:lvl>
+    <w:lvl w:ilvl="8">
+      <w:start w:val="1"/>
+      <w:numFmt w:val="none"/>
+      <w:suff w:val="nothing"/>
+      <w:lvlText w:val=""/>
+      <w:lvlJc w:val="left"/>
+      <w:pPr>
+        <w:tabs>
+          <w:tab w:val="num" w:pos="0"/>
+        </w:tabs>
+        <w:ind w:left="0" w:firstLine="0"/>
+      </w:pPr>
+    </w:lvl>
+  </w:abstractNum>
+  <w:abstractNum w:abstractNumId="1" w15:restartNumberingAfterBreak="0">
+    <w:nsid w:val="658445F2"/>
+    <w:multiLevelType w:val="multilevel"/>
+    <w:tmpl w:val="C4906186"/>
     <w:lvl w:ilvl="0">
       <w:start w:val="1"/>
       <w:numFmt w:val="bullet"/>
@@ -1708,7 +1522,10 @@
       </w:rPr>
     </w:lvl>
   </w:abstractNum>
-  <w:abstractNum w:abstractNumId="2">
+  <w:abstractNum w:abstractNumId="2" w15:restartNumberingAfterBreak="0">
+    <w:nsid w:val="6D982FEC"/>
+    <w:multiLevelType w:val="multilevel"/>
+    <w:tmpl w:val="4FDAECFC"/>
     <w:lvl w:ilvl="0">
       <w:start w:val="1"/>
       <w:numFmt w:val="decimal"/>
@@ -1720,7 +1537,6 @@
         </w:tabs>
         <w:ind w:left="720" w:hanging="360"/>
       </w:pPr>
-      <w:rPr/>
     </w:lvl>
     <w:lvl w:ilvl="1">
       <w:start w:val="1"/>
@@ -1733,7 +1549,6 @@
         </w:tabs>
         <w:ind w:left="1440" w:hanging="360"/>
       </w:pPr>
-      <w:rPr/>
     </w:lvl>
     <w:lvl w:ilvl="2">
       <w:start w:val="1"/>
@@ -1746,7 +1561,6 @@
         </w:tabs>
         <w:ind w:left="2160" w:hanging="180"/>
       </w:pPr>
-      <w:rPr/>
     </w:lvl>
     <w:lvl w:ilvl="3">
       <w:start w:val="1"/>
@@ -1759,7 +1573,6 @@
         </w:tabs>
         <w:ind w:left="2880" w:hanging="360"/>
       </w:pPr>
-      <w:rPr/>
     </w:lvl>
     <w:lvl w:ilvl="4">
       <w:start w:val="1"/>
@@ -1772,7 +1585,6 @@
         </w:tabs>
         <w:ind w:left="3600" w:hanging="360"/>
       </w:pPr>
-      <w:rPr/>
     </w:lvl>
     <w:lvl w:ilvl="5">
       <w:start w:val="1"/>
@@ -1785,7 +1597,6 @@
         </w:tabs>
         <w:ind w:left="4320" w:hanging="180"/>
       </w:pPr>
-      <w:rPr/>
     </w:lvl>
     <w:lvl w:ilvl="6">
       <w:start w:val="1"/>
@@ -1798,7 +1609,6 @@
         </w:tabs>
         <w:ind w:left="5040" w:hanging="360"/>
       </w:pPr>
-      <w:rPr/>
     </w:lvl>
     <w:lvl w:ilvl="7">
       <w:start w:val="1"/>
@@ -1811,7 +1621,6 @@
         </w:tabs>
         <w:ind w:left="5760" w:hanging="360"/>
       </w:pPr>
-      <w:rPr/>
     </w:lvl>
     <w:lvl w:ilvl="8">
       <w:start w:val="1"/>
@@ -1824,164 +1633,26 @@
         </w:tabs>
         <w:ind w:left="6480" w:hanging="180"/>
       </w:pPr>
-      <w:rPr/>
     </w:lvl>
   </w:abstractNum>
-  <w:abstractNum w:abstractNumId="3">
-    <w:lvl w:ilvl="0">
-      <w:start w:val="1"/>
-      <w:numFmt w:val="none"/>
-      <w:suff w:val="nothing"/>
-      <w:lvlText w:val=""/>
-      <w:lvlJc w:val="left"/>
-      <w:pPr>
-        <w:tabs>
-          <w:tab w:val="num" w:pos="0"/>
-        </w:tabs>
-        <w:ind w:left="0" w:hanging="0"/>
-      </w:pPr>
-    </w:lvl>
-    <w:lvl w:ilvl="1">
-      <w:start w:val="1"/>
-      <w:numFmt w:val="none"/>
-      <w:suff w:val="nothing"/>
-      <w:lvlText w:val=""/>
-      <w:lvlJc w:val="left"/>
-      <w:pPr>
-        <w:tabs>
-          <w:tab w:val="num" w:pos="0"/>
-        </w:tabs>
-        <w:ind w:left="0" w:hanging="0"/>
-      </w:pPr>
-    </w:lvl>
-    <w:lvl w:ilvl="2">
-      <w:start w:val="1"/>
-      <w:numFmt w:val="none"/>
-      <w:suff w:val="nothing"/>
-      <w:lvlText w:val=""/>
-      <w:lvlJc w:val="left"/>
-      <w:pPr>
-        <w:tabs>
-          <w:tab w:val="num" w:pos="0"/>
-        </w:tabs>
-        <w:ind w:left="0" w:hanging="0"/>
-      </w:pPr>
-    </w:lvl>
-    <w:lvl w:ilvl="3">
-      <w:start w:val="1"/>
-      <w:numFmt w:val="none"/>
-      <w:suff w:val="nothing"/>
-      <w:lvlText w:val=""/>
-      <w:lvlJc w:val="left"/>
-      <w:pPr>
-        <w:tabs>
-          <w:tab w:val="num" w:pos="0"/>
-        </w:tabs>
-        <w:ind w:left="0" w:hanging="0"/>
-      </w:pPr>
-    </w:lvl>
-    <w:lvl w:ilvl="4">
-      <w:start w:val="1"/>
-      <w:numFmt w:val="none"/>
-      <w:suff w:val="nothing"/>
-      <w:lvlText w:val=""/>
-      <w:lvlJc w:val="left"/>
-      <w:pPr>
-        <w:tabs>
-          <w:tab w:val="num" w:pos="0"/>
-        </w:tabs>
-        <w:ind w:left="0" w:hanging="0"/>
-      </w:pPr>
-    </w:lvl>
-    <w:lvl w:ilvl="5">
-      <w:start w:val="1"/>
-      <w:numFmt w:val="none"/>
-      <w:suff w:val="nothing"/>
-      <w:lvlText w:val=""/>
-      <w:lvlJc w:val="left"/>
-      <w:pPr>
-        <w:tabs>
-          <w:tab w:val="num" w:pos="0"/>
-        </w:tabs>
-        <w:ind w:left="0" w:hanging="0"/>
-      </w:pPr>
-    </w:lvl>
-    <w:lvl w:ilvl="6">
-      <w:start w:val="1"/>
-      <w:numFmt w:val="none"/>
-      <w:suff w:val="nothing"/>
-      <w:lvlText w:val=""/>
-      <w:lvlJc w:val="left"/>
-      <w:pPr>
-        <w:tabs>
-          <w:tab w:val="num" w:pos="0"/>
-        </w:tabs>
-        <w:ind w:left="0" w:hanging="0"/>
-      </w:pPr>
-    </w:lvl>
-    <w:lvl w:ilvl="7">
-      <w:start w:val="1"/>
-      <w:numFmt w:val="none"/>
-      <w:suff w:val="nothing"/>
-      <w:lvlText w:val=""/>
-      <w:lvlJc w:val="left"/>
-      <w:pPr>
-        <w:tabs>
-          <w:tab w:val="num" w:pos="0"/>
-        </w:tabs>
-        <w:ind w:left="0" w:hanging="0"/>
-      </w:pPr>
-    </w:lvl>
-    <w:lvl w:ilvl="8">
-      <w:start w:val="1"/>
-      <w:numFmt w:val="none"/>
-      <w:suff w:val="nothing"/>
-      <w:lvlText w:val=""/>
-      <w:lvlJc w:val="left"/>
-      <w:pPr>
-        <w:tabs>
-          <w:tab w:val="num" w:pos="0"/>
-        </w:tabs>
-        <w:ind w:left="0" w:hanging="0"/>
-      </w:pPr>
-    </w:lvl>
-  </w:abstractNum>
-  <w:num w:numId="1">
+  <w:num w:numId="1" w16cid:durableId="2138060703">
     <w:abstractNumId w:val="1"/>
   </w:num>
-  <w:num w:numId="2">
+  <w:num w:numId="2" w16cid:durableId="1849445315">
     <w:abstractNumId w:val="2"/>
   </w:num>
-  <w:num w:numId="3">
-    <w:abstractNumId w:val="3"/>
+  <w:num w:numId="3" w16cid:durableId="148329836">
+    <w:abstractNumId w:val="0"/>
   </w:num>
 </w:numbering>
 </file>
 
-<file path=personal-card/word/settings.xml><?xml version="1.0" encoding="utf-8"?>
-<w:settings xmlns:w="http://schemas.openxmlformats.org/wordprocessingml/2006/main">
-  <w:zoom w:percent="100"/>
-  <w:embedTrueTypeFonts/>
-  <w:defaultTabStop w:val="720"/>
-  <w:autoHyphenation w:val="true"/>
-  <w:compat>
-    <w:compatSetting w:name="compatibilityMode" w:uri="http://schemas.microsoft.com/office/word" w:val="12"/>
-    <w:compatSetting w:name="overrideTableStyleFontSizeAndJustification" w:uri="http://schemas.microsoft.com/office/word" w:val="1"/>
-    <w:compatSetting w:name="enableOpenTypeFeatures" w:uri="http://schemas.microsoft.com/office/word" w:val="1"/>
-    <w:compatSetting w:name="doNotFlipMirrorIndents" w:uri="http://schemas.microsoft.com/office/word" w:val="1"/>
-    <w:compatSetting w:name="differentiateMultirowTableHeaders" w:uri="http://schemas.microsoft.com/office/word" w:val="1"/>
-    <w:compatSetting w:name="useWord2013TrackBottomHyphenation" w:uri="http://schemas.microsoft.com/office/word" w:val="1"/>
-  </w:compat>
-  <w:themeFontLang w:val="ru-RU" w:eastAsia="" w:bidi=""/>
-</w:settings>
-</file>
-
-<file path=personal-card/word/styles.xml><?xml version="1.0" encoding="utf-8"?>
-<w:styles xmlns:w="http://schemas.openxmlformats.org/wordprocessingml/2006/main" xmlns:w14="http://schemas.microsoft.com/office/word/2010/wordml" xmlns:mc="http://schemas.openxmlformats.org/markup-compatibility/2006" mc:Ignorable="w14">
+<file path=word/styles.xml><?xml version="1.0" encoding="utf-8"?>
+<w:styles xmlns:mc="http://schemas.openxmlformats.org/markup-compatibility/2006" xmlns:r="http://schemas.openxmlformats.org/officeDocument/2006/relationships" xmlns:w="http://schemas.openxmlformats.org/wordprocessingml/2006/main" xmlns:w14="http://schemas.microsoft.com/office/word/2010/wordml" xmlns:w15="http://schemas.microsoft.com/office/word/2012/wordml" xmlns:w16cex="http://schemas.microsoft.com/office/word/2018/wordml/cex" xmlns:w16cid="http://schemas.microsoft.com/office/word/2016/wordml/cid" xmlns:w16="http://schemas.microsoft.com/office/word/2018/wordml" xmlns:w16du="http://schemas.microsoft.com/office/word/2023/wordml/word16du" xmlns:w16sdtdh="http://schemas.microsoft.com/office/word/2020/wordml/sdtdatahash" xmlns:w16sdtfl="http://schemas.microsoft.com/office/word/2024/wordml/sdtformatlock" xmlns:w16se="http://schemas.microsoft.com/office/word/2015/wordml/symex" mc:Ignorable="w14 w15 w16se w16cid w16 w16cex w16sdtdh w16sdtfl w16du">
   <w:docDefaults>
     <w:rPrDefault>
       <w:rPr>
-        <w:rFonts w:ascii="Times New Roman" w:hAnsi="Times New Roman" w:eastAsia="Times New Roman" w:cs="Times New Roman"/>
+        <w:rFonts w:ascii="Times New Roman" w:eastAsia="Times New Roman" w:hAnsi="Times New Roman" w:cs="Times New Roman"/>
         <w:sz w:val="28"/>
         <w:szCs w:val="28"/>
         <w:lang w:val="ru-RU" w:eastAsia="ru-RU" w:bidi="ar-SA"/>
@@ -1989,21 +1660,21 @@
     </w:rPrDefault>
     <w:pPrDefault>
       <w:pPr>
-        <w:suppressAutoHyphens w:val="true"/>
+        <w:suppressAutoHyphens/>
       </w:pPr>
     </w:pPrDefault>
   </w:docDefaults>
   <w:latentStyles w:defLockedState="0" w:defUIPriority="99" w:defSemiHidden="0" w:defUnhideWhenUsed="0" w:defQFormat="0" w:count="376">
     <w:lsdException w:name="Normal" w:uiPriority="0" w:qFormat="1"/>
     <w:lsdException w:name="heading 1" w:uiPriority="9" w:qFormat="1"/>
-    <w:lsdException w:name="heading 2" w:uiPriority="9" w:semiHidden="1" w:unhideWhenUsed="1" w:qFormat="1"/>
-    <w:lsdException w:name="heading 3" w:uiPriority="9" w:semiHidden="1" w:unhideWhenUsed="1" w:qFormat="1"/>
-    <w:lsdException w:name="heading 4" w:uiPriority="9" w:semiHidden="1" w:unhideWhenUsed="1" w:qFormat="1"/>
-    <w:lsdException w:name="heading 5" w:uiPriority="9" w:semiHidden="1" w:unhideWhenUsed="1" w:qFormat="1"/>
-    <w:lsdException w:name="heading 6" w:uiPriority="9" w:semiHidden="1" w:unhideWhenUsed="1" w:qFormat="1"/>
-    <w:lsdException w:name="heading 7" w:uiPriority="9" w:semiHidden="1" w:unhideWhenUsed="1" w:qFormat="1"/>
-    <w:lsdException w:name="heading 8" w:uiPriority="9" w:semiHidden="1" w:unhideWhenUsed="1" w:qFormat="1"/>
-    <w:lsdException w:name="heading 9" w:uiPriority="9" w:semiHidden="1" w:unhideWhenUsed="1" w:qFormat="1"/>
+    <w:lsdException w:name="heading 2" w:semiHidden="1" w:uiPriority="9" w:unhideWhenUsed="1" w:qFormat="1"/>
+    <w:lsdException w:name="heading 3" w:semiHidden="1" w:uiPriority="9" w:unhideWhenUsed="1" w:qFormat="1"/>
+    <w:lsdException w:name="heading 4" w:semiHidden="1" w:uiPriority="9" w:unhideWhenUsed="1" w:qFormat="1"/>
+    <w:lsdException w:name="heading 5" w:semiHidden="1" w:uiPriority="9" w:unhideWhenUsed="1" w:qFormat="1"/>
+    <w:lsdException w:name="heading 6" w:semiHidden="1" w:uiPriority="9" w:unhideWhenUsed="1" w:qFormat="1"/>
+    <w:lsdException w:name="heading 7" w:semiHidden="1" w:uiPriority="9" w:unhideWhenUsed="1" w:qFormat="1"/>
+    <w:lsdException w:name="heading 8" w:semiHidden="1" w:uiPriority="9" w:unhideWhenUsed="1" w:qFormat="1"/>
+    <w:lsdException w:name="heading 9" w:semiHidden="1" w:uiPriority="9" w:unhideWhenUsed="1" w:qFormat="1"/>
     <w:lsdException w:name="index 1" w:semiHidden="1" w:unhideWhenUsed="1"/>
     <w:lsdException w:name="index 2" w:semiHidden="1" w:unhideWhenUsed="1"/>
     <w:lsdException w:name="index 3" w:semiHidden="1" w:unhideWhenUsed="1"/>
@@ -2013,22 +1684,22 @@
     <w:lsdException w:name="index 7" w:semiHidden="1" w:unhideWhenUsed="1"/>
     <w:lsdException w:name="index 8" w:semiHidden="1" w:unhideWhenUsed="1"/>
     <w:lsdException w:name="index 9" w:semiHidden="1" w:unhideWhenUsed="1"/>
-    <w:lsdException w:name="toc 1" w:uiPriority="39" w:semiHidden="1" w:unhideWhenUsed="1"/>
-    <w:lsdException w:name="toc 2" w:uiPriority="39" w:semiHidden="1" w:unhideWhenUsed="1"/>
-    <w:lsdException w:name="toc 3" w:uiPriority="39" w:semiHidden="1" w:unhideWhenUsed="1"/>
-    <w:lsdException w:name="toc 4" w:uiPriority="39" w:semiHidden="1" w:unhideWhenUsed="1"/>
-    <w:lsdException w:name="toc 5" w:uiPriority="39" w:semiHidden="1" w:unhideWhenUsed="1"/>
-    <w:lsdException w:name="toc 6" w:uiPriority="39" w:semiHidden="1" w:unhideWhenUsed="1"/>
-    <w:lsdException w:name="toc 7" w:uiPriority="39" w:semiHidden="1" w:unhideWhenUsed="1"/>
-    <w:lsdException w:name="toc 8" w:uiPriority="39" w:semiHidden="1" w:unhideWhenUsed="1"/>
-    <w:lsdException w:name="toc 9" w:uiPriority="39" w:semiHidden="1" w:unhideWhenUsed="1"/>
+    <w:lsdException w:name="toc 1" w:semiHidden="1" w:uiPriority="39" w:unhideWhenUsed="1"/>
+    <w:lsdException w:name="toc 2" w:semiHidden="1" w:uiPriority="39" w:unhideWhenUsed="1"/>
+    <w:lsdException w:name="toc 3" w:semiHidden="1" w:uiPriority="39" w:unhideWhenUsed="1"/>
+    <w:lsdException w:name="toc 4" w:semiHidden="1" w:uiPriority="39" w:unhideWhenUsed="1"/>
+    <w:lsdException w:name="toc 5" w:semiHidden="1" w:uiPriority="39" w:unhideWhenUsed="1"/>
+    <w:lsdException w:name="toc 6" w:semiHidden="1" w:uiPriority="39" w:unhideWhenUsed="1"/>
+    <w:lsdException w:name="toc 7" w:semiHidden="1" w:uiPriority="39" w:unhideWhenUsed="1"/>
+    <w:lsdException w:name="toc 8" w:semiHidden="1" w:uiPriority="39" w:unhideWhenUsed="1"/>
+    <w:lsdException w:name="toc 9" w:semiHidden="1" w:uiPriority="39" w:unhideWhenUsed="1"/>
     <w:lsdException w:name="Normal Indent" w:semiHidden="1" w:unhideWhenUsed="1"/>
     <w:lsdException w:name="footnote text" w:semiHidden="1" w:unhideWhenUsed="1"/>
     <w:lsdException w:name="annotation text" w:semiHidden="1" w:unhideWhenUsed="1"/>
     <w:lsdException w:name="header" w:semiHidden="1" w:unhideWhenUsed="1"/>
     <w:lsdException w:name="footer" w:semiHidden="1" w:unhideWhenUsed="1"/>
     <w:lsdException w:name="index heading" w:semiHidden="1" w:unhideWhenUsed="1"/>
-    <w:lsdException w:name="caption" w:uiPriority="35" w:semiHidden="1" w:unhideWhenUsed="1" w:qFormat="1"/>
+    <w:lsdException w:name="caption" w:semiHidden="1" w:uiPriority="35" w:unhideWhenUsed="1" w:qFormat="1"/>
     <w:lsdException w:name="table of figures" w:semiHidden="1" w:unhideWhenUsed="1"/>
     <w:lsdException w:name="envelope address" w:semiHidden="1" w:unhideWhenUsed="1"/>
     <w:lsdException w:name="envelope return" w:semiHidden="1" w:unhideWhenUsed="1"/>
@@ -2059,7 +1730,7 @@
     <w:lsdException w:name="Title" w:uiPriority="10" w:qFormat="1"/>
     <w:lsdException w:name="Closing" w:semiHidden="1" w:unhideWhenUsed="1"/>
     <w:lsdException w:name="Signature" w:semiHidden="1" w:unhideWhenUsed="1"/>
-    <w:lsdException w:name="Default Paragraph Font" w:uiPriority="1" w:semiHidden="1" w:unhideWhenUsed="1"/>
+    <w:lsdException w:name="Default Paragraph Font" w:semiHidden="1" w:uiPriority="1" w:unhideWhenUsed="1"/>
     <w:lsdException w:name="Body Text" w:semiHidden="1" w:unhideWhenUsed="1"/>
     <w:lsdException w:name="Body Text Indent" w:semiHidden="1" w:unhideWhenUsed="1"/>
     <w:lsdException w:name="List Continue" w:semiHidden="1" w:unhideWhenUsed="1"/>
@@ -2259,8 +1930,8 @@
     <w:lsdException w:name="Subtle Reference" w:uiPriority="31" w:qFormat="1"/>
     <w:lsdException w:name="Intense Reference" w:uiPriority="32" w:qFormat="1"/>
     <w:lsdException w:name="Book Title" w:uiPriority="33" w:qFormat="1"/>
-    <w:lsdException w:name="Bibliography" w:uiPriority="37" w:semiHidden="1" w:unhideWhenUsed="1"/>
-    <w:lsdException w:name="TOC Heading" w:uiPriority="39" w:semiHidden="1" w:unhideWhenUsed="1" w:qFormat="1"/>
+    <w:lsdException w:name="Bibliography" w:semiHidden="1" w:uiPriority="37" w:unhideWhenUsed="1"/>
+    <w:lsdException w:name="TOC Heading" w:semiHidden="1" w:uiPriority="39" w:unhideWhenUsed="1" w:qFormat="1"/>
     <w:lsdException w:name="Plain Table 1" w:uiPriority="41"/>
     <w:lsdException w:name="Plain Table 2" w:uiPriority="42"/>
     <w:lsdException w:name="Plain Table 3" w:uiPriority="43"/>
@@ -2371,33 +2042,19 @@
     <w:lsdException w:name="Unresolved Mention" w:semiHidden="1" w:unhideWhenUsed="1"/>
     <w:lsdException w:name="Smart Link" w:semiHidden="1" w:unhideWhenUsed="1"/>
   </w:latentStyles>
-  <w:style w:type="paragraph" w:styleId="Normal" w:default="1">
+  <w:style w:type="paragraph" w:default="1" w:styleId="a">
     <w:name w:val="Normal"/>
     <w:qFormat/>
-    <w:rsid w:val="00ee13e2"/>
-    <w:pPr>
-      <w:widowControl/>
-      <w:bidi w:val="0"/>
-      <w:spacing w:before="0" w:after="0"/>
-      <w:jc w:val="left"/>
-    </w:pPr>
-    <w:rPr>
-      <w:rFonts w:ascii="Times New Roman" w:hAnsi="Times New Roman" w:eastAsia="Times New Roman" w:cs="Times New Roman"/>
-      <w:color w:val="auto"/>
-      <w:kern w:val="0"/>
-      <w:sz w:val="28"/>
-      <w:szCs w:val="28"/>
-      <w:lang w:val="ru-RU" w:eastAsia="ru-RU" w:bidi="ar-SA"/>
-    </w:rPr>
+    <w:rsid w:val="00EE13E2"/>
   </w:style>
-  <w:style w:type="paragraph" w:styleId="Heading1">
-    <w:name w:val="Heading 1"/>
-    <w:basedOn w:val="Normal"/>
-    <w:next w:val="Normal"/>
+  <w:style w:type="paragraph" w:styleId="1">
+    <w:name w:val="heading 1"/>
+    <w:basedOn w:val="a"/>
+    <w:next w:val="a"/>
     <w:uiPriority w:val="9"/>
     <w:qFormat/>
     <w:pPr>
-      <w:keepNext w:val="true"/>
+      <w:keepNext/>
       <w:keepLines/>
       <w:spacing w:before="480" w:after="120"/>
       <w:outlineLvl w:val="0"/>
@@ -2408,16 +2065,16 @@
       <w:szCs w:val="48"/>
     </w:rPr>
   </w:style>
-  <w:style w:type="paragraph" w:styleId="Heading2">
-    <w:name w:val="Heading 2"/>
-    <w:basedOn w:val="Normal"/>
-    <w:next w:val="Normal"/>
+  <w:style w:type="paragraph" w:styleId="2">
+    <w:name w:val="heading 2"/>
+    <w:basedOn w:val="a"/>
+    <w:next w:val="a"/>
     <w:uiPriority w:val="9"/>
     <w:semiHidden/>
     <w:unhideWhenUsed/>
     <w:qFormat/>
     <w:pPr>
-      <w:keepNext w:val="true"/>
+      <w:keepNext/>
       <w:keepLines/>
       <w:spacing w:before="360" w:after="80"/>
       <w:outlineLvl w:val="1"/>
@@ -2428,16 +2085,16 @@
       <w:szCs w:val="36"/>
     </w:rPr>
   </w:style>
-  <w:style w:type="paragraph" w:styleId="Heading3">
-    <w:name w:val="Heading 3"/>
-    <w:basedOn w:val="Normal"/>
-    <w:next w:val="Normal"/>
+  <w:style w:type="paragraph" w:styleId="3">
+    <w:name w:val="heading 3"/>
+    <w:basedOn w:val="a"/>
+    <w:next w:val="a"/>
     <w:uiPriority w:val="9"/>
     <w:semiHidden/>
     <w:unhideWhenUsed/>
     <w:qFormat/>
     <w:pPr>
-      <w:keepNext w:val="true"/>
+      <w:keepNext/>
       <w:keepLines/>
       <w:spacing w:before="280" w:after="80"/>
       <w:outlineLvl w:val="2"/>
@@ -2446,16 +2103,16 @@
       <w:b/>
     </w:rPr>
   </w:style>
-  <w:style w:type="paragraph" w:styleId="Heading4">
-    <w:name w:val="Heading 4"/>
-    <w:basedOn w:val="Normal"/>
-    <w:next w:val="Normal"/>
+  <w:style w:type="paragraph" w:styleId="4">
+    <w:name w:val="heading 4"/>
+    <w:basedOn w:val="a"/>
+    <w:next w:val="a"/>
     <w:uiPriority w:val="9"/>
     <w:semiHidden/>
     <w:unhideWhenUsed/>
     <w:qFormat/>
     <w:pPr>
-      <w:keepNext w:val="true"/>
+      <w:keepNext/>
       <w:keepLines/>
       <w:spacing w:before="240" w:after="40"/>
       <w:outlineLvl w:val="3"/>
@@ -2466,16 +2123,16 @@
       <w:szCs w:val="24"/>
     </w:rPr>
   </w:style>
-  <w:style w:type="paragraph" w:styleId="Heading5">
-    <w:name w:val="Heading 5"/>
-    <w:basedOn w:val="Normal"/>
-    <w:next w:val="Normal"/>
+  <w:style w:type="paragraph" w:styleId="5">
+    <w:name w:val="heading 5"/>
+    <w:basedOn w:val="a"/>
+    <w:next w:val="a"/>
     <w:uiPriority w:val="9"/>
     <w:semiHidden/>
     <w:unhideWhenUsed/>
     <w:qFormat/>
     <w:pPr>
-      <w:keepNext w:val="true"/>
+      <w:keepNext/>
       <w:keepLines/>
       <w:spacing w:before="220" w:after="40"/>
       <w:outlineLvl w:val="4"/>
@@ -2486,16 +2143,16 @@
       <w:szCs w:val="22"/>
     </w:rPr>
   </w:style>
-  <w:style w:type="paragraph" w:styleId="Heading6">
-    <w:name w:val="Heading 6"/>
-    <w:basedOn w:val="Normal"/>
-    <w:next w:val="Normal"/>
+  <w:style w:type="paragraph" w:styleId="6">
+    <w:name w:val="heading 6"/>
+    <w:basedOn w:val="a"/>
+    <w:next w:val="a"/>
     <w:uiPriority w:val="9"/>
     <w:semiHidden/>
     <w:unhideWhenUsed/>
     <w:qFormat/>
     <w:pPr>
-      <w:keepNext w:val="true"/>
+      <w:keepNext/>
       <w:keepLines/>
       <w:spacing w:before="200" w:after="40"/>
       <w:outlineLvl w:val="5"/>
@@ -2506,57 +2163,77 @@
       <w:szCs w:val="20"/>
     </w:rPr>
   </w:style>
-  <w:style w:type="character" w:styleId="DefaultParagraphFont" w:default="1">
+  <w:style w:type="character" w:default="1" w:styleId="a0">
     <w:name w:val="Default Paragraph Font"/>
     <w:uiPriority w:val="1"/>
+    <w:semiHidden/>
     <w:unhideWhenUsed/>
-    <w:qFormat/>
-    <w:rPr/>
   </w:style>
-  <w:style w:type="character" w:styleId="Hyperlink">
+  <w:style w:type="table" w:default="1" w:styleId="a1">
+    <w:name w:val="Normal Table"/>
+    <w:uiPriority w:val="99"/>
+    <w:semiHidden/>
+    <w:unhideWhenUsed/>
+    <w:tblPr>
+      <w:tblInd w:w="0" w:type="dxa"/>
+      <w:tblCellMar>
+        <w:top w:w="0" w:type="dxa"/>
+        <w:left w:w="108" w:type="dxa"/>
+        <w:bottom w:w="0" w:type="dxa"/>
+        <w:right w:w="108" w:type="dxa"/>
+      </w:tblCellMar>
+    </w:tblPr>
+  </w:style>
+  <w:style w:type="numbering" w:default="1" w:styleId="a2">
+    <w:name w:val="No List"/>
+    <w:uiPriority w:val="99"/>
+    <w:semiHidden/>
+    <w:unhideWhenUsed/>
+  </w:style>
+  <w:style w:type="character" w:styleId="a3">
     <w:name w:val="Hyperlink"/>
     <w:uiPriority w:val="99"/>
     <w:unhideWhenUsed/>
-    <w:rsid w:val="00ad2df5"/>
+    <w:rsid w:val="00AD2DF5"/>
     <w:rPr>
       <w:color w:val="0000FF"/>
       <w:u w:val="single"/>
     </w:rPr>
   </w:style>
-  <w:style w:type="paragraph" w:styleId="Style8">
-    <w:name w:val="Заголовок"/>
-    <w:basedOn w:val="Normal"/>
-    <w:next w:val="BodyText"/>
+  <w:style w:type="paragraph" w:styleId="a4">
+    <w:name w:val="Title"/>
+    <w:basedOn w:val="a"/>
+    <w:next w:val="a5"/>
+    <w:uiPriority w:val="10"/>
     <w:qFormat/>
     <w:pPr>
-      <w:keepNext w:val="true"/>
-      <w:spacing w:before="240" w:after="120"/>
+      <w:keepNext/>
+      <w:keepLines/>
+      <w:spacing w:before="480" w:after="120"/>
     </w:pPr>
     <w:rPr>
-      <w:rFonts w:ascii="Liberation Sans" w:hAnsi="Liberation Sans" w:eastAsia="Noto Sans CJK SC" w:cs="Noto Sans Devanagari"/>
-      <w:sz w:val="28"/>
-      <w:szCs w:val="28"/>
+      <w:b/>
+      <w:sz w:val="72"/>
+      <w:szCs w:val="72"/>
     </w:rPr>
   </w:style>
-  <w:style w:type="paragraph" w:styleId="BodyText">
+  <w:style w:type="paragraph" w:styleId="a5">
     <w:name w:val="Body Text"/>
-    <w:basedOn w:val="Normal"/>
+    <w:basedOn w:val="a"/>
     <w:pPr>
-      <w:spacing w:lineRule="auto" w:line="276" w:before="0" w:after="140"/>
+      <w:spacing w:after="140" w:line="276" w:lineRule="auto"/>
     </w:pPr>
-    <w:rPr/>
   </w:style>
-  <w:style w:type="paragraph" w:styleId="List">
+  <w:style w:type="paragraph" w:styleId="a6">
     <w:name w:val="List"/>
-    <w:basedOn w:val="BodyText"/>
-    <w:pPr/>
+    <w:basedOn w:val="a5"/>
     <w:rPr>
       <w:rFonts w:cs="Noto Sans Devanagari"/>
     </w:rPr>
   </w:style>
-  <w:style w:type="paragraph" w:styleId="Caption">
-    <w:name w:val="Caption"/>
-    <w:basedOn w:val="Normal"/>
+  <w:style w:type="paragraph" w:styleId="a7">
+    <w:name w:val="caption"/>
+    <w:basedOn w:val="a"/>
     <w:qFormat/>
     <w:pPr>
       <w:suppressLineNumbers/>
@@ -2570,9 +2247,9 @@
       <w:szCs w:val="24"/>
     </w:rPr>
   </w:style>
-  <w:style w:type="paragraph" w:styleId="Style9">
-    <w:name w:val="Указатель"/>
-    <w:basedOn w:val="Normal"/>
+  <w:style w:type="paragraph" w:styleId="a8">
+    <w:name w:val="index heading"/>
+    <w:basedOn w:val="a"/>
     <w:qFormat/>
     <w:pPr>
       <w:suppressLineNumbers/>
@@ -2581,94 +2258,54 @@
       <w:rFonts w:cs="Noto Sans Devanagari"/>
     </w:rPr>
   </w:style>
-  <w:style w:type="paragraph" w:styleId="Title">
-    <w:name w:val="Title"/>
-    <w:basedOn w:val="Normal"/>
-    <w:next w:val="Normal"/>
-    <w:uiPriority w:val="10"/>
+  <w:style w:type="paragraph" w:customStyle="1" w:styleId="a9">
+    <w:name w:val="Стиль"/>
     <w:qFormat/>
+    <w:rsid w:val="00EE13E2"/>
     <w:pPr>
-      <w:keepNext w:val="true"/>
-      <w:keepLines/>
-      <w:spacing w:before="480" w:after="120"/>
+      <w:widowControl w:val="0"/>
     </w:pPr>
     <w:rPr>
-      <w:b/>
-      <w:sz w:val="72"/>
-      <w:szCs w:val="72"/>
+      <w:sz w:val="24"/>
+      <w:szCs w:val="24"/>
     </w:rPr>
   </w:style>
-  <w:style w:type="paragraph" w:styleId="Style10" w:customStyle="1">
-    <w:name w:val="Стиль"/>
-    <w:qFormat/>
-    <w:rsid w:val="00ee13e2"/>
-    <w:pPr>
-      <w:widowControl w:val="false"/>
-      <w:bidi w:val="0"/>
-      <w:spacing w:before="0" w:after="0"/>
-      <w:jc w:val="left"/>
-    </w:pPr>
-    <w:rPr>
-      <w:rFonts w:ascii="Times New Roman" w:hAnsi="Times New Roman" w:eastAsia="Times New Roman" w:cs="Times New Roman"/>
-      <w:color w:val="auto"/>
-      <w:kern w:val="0"/>
-      <w:sz w:val="24"/>
-      <w:szCs w:val="24"/>
-      <w:lang w:val="ru-RU" w:eastAsia="ru-RU" w:bidi="ar-SA"/>
-    </w:rPr>
-  </w:style>
-  <w:style w:type="paragraph" w:styleId="ListParagraph">
+  <w:style w:type="paragraph" w:styleId="aa">
     <w:name w:val="List Paragraph"/>
-    <w:basedOn w:val="Normal"/>
+    <w:basedOn w:val="a"/>
     <w:uiPriority w:val="34"/>
     <w:qFormat/>
-    <w:rsid w:val="000c30f3"/>
+    <w:rsid w:val="000C30F3"/>
     <w:pPr>
-      <w:spacing w:before="0" w:after="0"/>
       <w:ind w:left="720"/>
       <w:contextualSpacing/>
     </w:pPr>
-    <w:rPr/>
   </w:style>
-  <w:style w:type="paragraph" w:styleId="Subtitle">
+  <w:style w:type="paragraph" w:styleId="ab">
     <w:name w:val="Subtitle"/>
-    <w:basedOn w:val="Normal"/>
-    <w:next w:val="Normal"/>
+    <w:basedOn w:val="a"/>
+    <w:next w:val="a"/>
     <w:uiPriority w:val="11"/>
     <w:qFormat/>
     <w:pPr>
-      <w:keepNext w:val="true"/>
+      <w:keepNext/>
       <w:keepLines/>
       <w:spacing w:before="360" w:after="80"/>
     </w:pPr>
     <w:rPr>
-      <w:rFonts w:ascii="Georgia" w:hAnsi="Georgia" w:eastAsia="Georgia" w:cs="Georgia"/>
+      <w:rFonts w:ascii="Georgia" w:eastAsia="Georgia" w:hAnsi="Georgia" w:cs="Georgia"/>
       <w:i/>
       <w:color w:val="666666"/>
       <w:sz w:val="48"/>
       <w:szCs w:val="48"/>
     </w:rPr>
   </w:style>
-  <w:style w:type="numbering" w:styleId="Style11" w:default="1">
+  <w:style w:type="numbering" w:customStyle="1" w:styleId="ac">
     <w:name w:val="Без списка"/>
     <w:uiPriority w:val="99"/>
     <w:semiHidden/>
     <w:unhideWhenUsed/>
     <w:qFormat/>
-  </w:style>
-  <w:style w:type="table" w:default="1" w:styleId="a1">
-    <w:name w:val="Normal Table"/>
-    <w:uiPriority w:val="99"/>
-    <w:semiHidden/>
-    <w:unhideWhenUsed/>
-    <w:tblPr>
-      <w:tblCellMar>
-        <w:top w:w="0" w:type="dxa"/>
-        <w:left w:w="108" w:type="dxa"/>
-        <w:bottom w:w="0" w:type="dxa"/>
-        <w:right w:w="108" w:type="dxa"/>
-      </w:tblCellMar>
-    </w:tblPr>
   </w:style>
   <w:style w:type="table" w:customStyle="1" w:styleId="TableNormal">
     <w:name w:val="Table Normal"/>
@@ -2681,61 +2318,61 @@
       </w:tblCellMar>
     </w:tblPr>
   </w:style>
-  <w:style w:type="table" w:styleId="a4">
+  <w:style w:type="table" w:styleId="ad">
     <w:name w:val="Table Grid"/>
     <w:basedOn w:val="a1"/>
     <w:uiPriority w:val="59"/>
-    <w:rsid w:val="00ee13e2"/>
+    <w:rsid w:val="00EE13E2"/>
     <w:tblPr>
       <w:tblBorders>
-        <w:top w:val="single" w:color="auto" w:sz="4" w:space="0"/>
-        <w:left w:val="single" w:color="auto" w:sz="4" w:space="0"/>
-        <w:bottom w:val="single" w:color="auto" w:sz="4" w:space="0"/>
-        <w:right w:val="single" w:color="auto" w:sz="4" w:space="0"/>
-        <w:insideH w:val="single" w:color="auto" w:sz="4" w:space="0"/>
-        <w:insideV w:val="single" w:color="auto" w:sz="4" w:space="0"/>
+        <w:top w:val="single" w:sz="4" w:space="0" w:color="auto"/>
+        <w:left w:val="single" w:sz="4" w:space="0" w:color="auto"/>
+        <w:bottom w:val="single" w:sz="4" w:space="0" w:color="auto"/>
+        <w:right w:val="single" w:sz="4" w:space="0" w:color="auto"/>
+        <w:insideH w:val="single" w:sz="4" w:space="0" w:color="auto"/>
+        <w:insideV w:val="single" w:sz="4" w:space="0" w:color="auto"/>
       </w:tblBorders>
     </w:tblPr>
   </w:style>
 </w:styles>
 </file>
 
-<file path=personal-card/word/theme/theme1.xml><?xml version="1.0" encoding="utf-8"?>
-<a:theme xmlns:a="http://schemas.openxmlformats.org/drawingml/2006/main" xmlns:r="http://schemas.openxmlformats.org/officeDocument/2006/relationships" name="Тема Office">
+<file path=word/theme/theme1.xml><?xml version="1.0" encoding="utf-8"?>
+<a:theme xmlns:a="http://schemas.openxmlformats.org/drawingml/2006/main" name="Тема Office">
   <a:themeElements>
     <a:clrScheme name="Стандартная">
       <a:dk1>
         <a:srgbClr val="000000"/>
       </a:dk1>
       <a:lt1>
-        <a:srgbClr val="ffffff"/>
+        <a:srgbClr val="FFFFFF"/>
       </a:lt1>
       <a:dk2>
-        <a:srgbClr val="1f497d"/>
+        <a:srgbClr val="1F497D"/>
       </a:dk2>
       <a:lt2>
-        <a:srgbClr val="eeece1"/>
+        <a:srgbClr val="EEECE1"/>
       </a:lt2>
       <a:accent1>
-        <a:srgbClr val="4f81bd"/>
+        <a:srgbClr val="4F81BD"/>
       </a:accent1>
       <a:accent2>
-        <a:srgbClr val="c0504d"/>
+        <a:srgbClr val="C0504D"/>
       </a:accent2>
       <a:accent3>
-        <a:srgbClr val="9bbb59"/>
+        <a:srgbClr val="9BBB59"/>
       </a:accent3>
       <a:accent4>
-        <a:srgbClr val="8064a2"/>
+        <a:srgbClr val="8064A2"/>
       </a:accent4>
       <a:accent5>
-        <a:srgbClr val="4bacc6"/>
+        <a:srgbClr val="4BACC6"/>
       </a:accent5>
       <a:accent6>
-        <a:srgbClr val="f79646"/>
+        <a:srgbClr val="F79646"/>
       </a:accent6>
       <a:hlink>
-        <a:srgbClr val="0000ff"/>
+        <a:srgbClr val="0000FF"/>
       </a:hlink>
       <a:folHlink>
         <a:srgbClr val="800080"/>
@@ -2743,12 +2380,12 @@
     </a:clrScheme>
     <a:fontScheme name="Стандартная">
       <a:majorFont>
-        <a:latin typeface="Cambria" pitchFamily="0" charset="1"/>
+        <a:latin typeface="Cambria"/>
         <a:ea typeface=""/>
         <a:cs typeface=""/>
       </a:majorFont>
       <a:minorFont>
-        <a:latin typeface="Calibri" pitchFamily="0" charset="1"/>
+        <a:latin typeface="Calibri"/>
         <a:ea typeface=""/>
         <a:cs typeface=""/>
       </a:minorFont>
@@ -2777,7 +2414,7 @@
             </a:gs>
           </a:gsLst>
           <a:lin ang="16200000" scaled="1"/>
-          <a:tileRect l="0" t="0" r="0" b="0"/>
+          <a:tileRect/>
         </a:gradFill>
         <a:gradFill>
           <a:gsLst>
@@ -2798,7 +2435,7 @@
             </a:gs>
           </a:gsLst>
           <a:lin ang="16200000" scaled="0"/>
-          <a:tileRect l="0" t="0" r="0" b="0"/>
+          <a:tileRect/>
         </a:gradFill>
       </a:fillStyleLst>
       <a:lnStyleLst>
@@ -2849,7 +2486,7 @@
           <a:path path="circle">
             <a:fillToRect l="50000" t="-80000" r="50000" b="180000"/>
           </a:path>
-          <a:tileRect l="0" t="0" r="0" b="0"/>
+          <a:tileRect/>
         </a:gradFill>
         <a:gradFill>
           <a:gsLst>
@@ -2867,10 +2504,27 @@
           <a:path path="circle">
             <a:fillToRect l="50000" t="50000" r="50000" b="50000"/>
           </a:path>
-          <a:tileRect l="0" t="0" r="0" b="0"/>
+          <a:tileRect/>
         </a:gradFill>
       </a:bgFillStyleLst>
     </a:fmtScheme>
   </a:themeElements>
+  <a:objectDefaults/>
+  <a:extraClrSchemeLst/>
 </a:theme>
+</file>
+
+<file path=customXml/item1.xml><?xml version="1.0" encoding="utf-8"?>
+<go:gDocsCustomXmlDataStorage xmlns:go="http://customooxmlschemas.google.com/" xmlns:r="http://schemas.openxmlformats.org/officeDocument/2006/relationships" uri="GoogleDocsCustomDataVersion2">
+  <go:docsCustomData roundtripDataSignature="AMtx7mgTiaJUQwlUY1T7DcZYbcdR4aF7zA==">CgMxLjAaMAoBMBIrCikIB0IlChFRdWF0dHJvY2VudG8gU2FucxIQQXJpYWwgVW5pY29kZSBNUxowCgExEisKKQgHQiUKEVF1YXR0cm9jZW50byBTYW5zEhBBcmlhbCBVbmljb2RlIE1TGjAKATISKwopCAdCJQoRUXVhdHRyb2NlbnRvIFNhbnMSEEFyaWFsIFVuaWNvZGUgTVMaMAoBMxIrCikIB0IlChFRdWF0dHJvY2VudG8gU2FucxIQQXJpYWwgVW5pY29kZSBNUxowCgE0EisKKQgHQiUKEVF1YXR0cm9jZW50byBTYW5zEhBBcmlhbCBVbmljb2RlIE1TGjAKATUSKwopCAdCJQoRUXVhdHRyb2NlbnRvIFNhbnMSEEFyaWFsIFVuaWNvZGUgTVM4AHIhMWJ3WUh1TkZFdHZ2clhTVS13NmJkQ0d5a0tyMVBGQTlJ</go:docsCustomData>
+</go:gDocsCustomXmlDataStorage>
+</file>
+
+<file path=customXml/itemProps1.xml><?xml version="1.0" encoding="utf-8"?>
+<ds:datastoreItem xmlns:ds="http://schemas.openxmlformats.org/officeDocument/2006/customXml" ds:itemID="{11111111-1234-1234-1234-123412341234}">
+  <ds:schemaRefs>
+    <ds:schemaRef ds:uri="http://customooxmlschemas.google.com/"/>
+    <ds:schemaRef ds:uri="http://schemas.openxmlformats.org/officeDocument/2006/relationships"/>
+  </ds:schemaRefs>
+</ds:datastoreItem>
 </file>